--- a/Launcher/Templates/F_ТИПОВИЙ ДОГОВІР ОНЛАЙН ГО УААСП.docx
+++ b/Launcher/Templates/F_ТИПОВИЙ ДОГОВІР ОНЛАЙН ГО УААСП.docx
@@ -1,6 +1,6 @@
 
 <file path=word/document.xml><?xml version="1.0" encoding="utf-8"?>
-<w:document xmlns:wpc="http://schemas.microsoft.com/office/word/2010/wordprocessingCanvas" xmlns:cx="http://schemas.microsoft.com/office/drawing/2014/chartex" xmlns:cx1="http://schemas.microsoft.com/office/drawing/2015/9/8/chartex" xmlns:cx2="http://schemas.microsoft.com/office/drawing/2015/10/21/chartex" xmlns:cx3="http://schemas.microsoft.com/office/drawing/2016/5/9/chartex" xmlns:cx4="http://schemas.microsoft.com/office/drawing/2016/5/10/chartex" xmlns:cx5="http://schemas.microsoft.com/office/drawing/2016/5/11/chartex" xmlns:cx6="http://schemas.microsoft.com/office/drawing/2016/5/12/chartex" xmlns:cx7="http://schemas.microsoft.com/office/drawing/2016/5/13/chartex" xmlns:cx8="http://schemas.microsoft.com/office/drawing/2016/5/14/chartex" xmlns:mc="http://schemas.openxmlformats.org/markup-compatibility/2006" xmlns:aink="http://schemas.microsoft.com/office/drawing/2016/ink" xmlns:am3d="http://schemas.microsoft.com/office/drawing/2017/model3d" xmlns:o="urn:schemas-microsoft-com:office:office" xmlns:r="http://schemas.openxmlformats.org/officeDocument/2006/relationships" xmlns:m="http://schemas.openxmlformats.org/officeDocument/2006/math" xmlns:v="urn:schemas-microsoft-com:vml" xmlns:wp14="http://schemas.microsoft.com/office/word/2010/wordprocessingDrawing" xmlns:wp="http://schemas.openxmlformats.org/drawingml/2006/wordprocessingDrawing" xmlns:w10="urn:schemas-microsoft-com:office:word" xmlns:w="http://schemas.openxmlformats.org/wordprocessingml/2006/main" xmlns:w14="http://schemas.microsoft.com/office/word/2010/wordml" xmlns:w15="http://schemas.microsoft.com/office/word/2012/wordml" xmlns:w16cid="http://schemas.microsoft.com/office/word/2016/wordml/cid" xmlns:w16se="http://schemas.microsoft.com/office/word/2015/wordml/symex" xmlns:wpg="http://schemas.microsoft.com/office/word/2010/wordprocessingGroup" xmlns:wpi="http://schemas.microsoft.com/office/word/2010/wordprocessingInk" xmlns:wne="http://schemas.microsoft.com/office/word/2006/wordml" xmlns:wps="http://schemas.microsoft.com/office/word/2010/wordprocessingShape" mc:Ignorable="w14 w15 w16se w16cid wp14">
+<w:document xmlns:wpc="http://schemas.microsoft.com/office/word/2010/wordprocessingCanvas" xmlns:mc="http://schemas.openxmlformats.org/markup-compatibility/2006" xmlns:o="urn:schemas-microsoft-com:office:office" xmlns:r="http://schemas.openxmlformats.org/officeDocument/2006/relationships" xmlns:m="http://schemas.openxmlformats.org/officeDocument/2006/math" xmlns:v="urn:schemas-microsoft-com:vml" xmlns:wp14="http://schemas.microsoft.com/office/word/2010/wordprocessingDrawing" xmlns:wp="http://schemas.openxmlformats.org/drawingml/2006/wordprocessingDrawing" xmlns:w10="urn:schemas-microsoft-com:office:word" xmlns:w="http://schemas.openxmlformats.org/wordprocessingml/2006/main" xmlns:w14="http://schemas.microsoft.com/office/word/2010/wordml" xmlns:w15="http://schemas.microsoft.com/office/word/2012/wordml" xmlns:wpg="http://schemas.microsoft.com/office/word/2010/wordprocessingGroup" xmlns:wpi="http://schemas.microsoft.com/office/word/2010/wordprocessingInk" xmlns:wne="http://schemas.microsoft.com/office/word/2006/wordml" xmlns:wps="http://schemas.microsoft.com/office/word/2010/wordprocessingShape" mc:Ignorable="w14 w15 wp14">
   <w:body>
     <w:p>
       <w:pPr>
@@ -403,39 +403,7 @@
           <w:sz w:val="23"/>
           <w:szCs w:val="23"/>
         </w:rPr>
-        <w:t>(</w:t>
-      </w:r>
-      <w:proofErr w:type="spellStart"/>
-      <w:r>
-        <w:rPr>
-          <w:sz w:val="23"/>
-          <w:szCs w:val="23"/>
-        </w:rPr>
-        <w:t>далі</w:t>
-      </w:r>
-      <w:proofErr w:type="spellEnd"/>
-      <w:r>
-        <w:rPr>
-          <w:sz w:val="23"/>
-          <w:szCs w:val="23"/>
-        </w:rPr>
-        <w:t xml:space="preserve"> – </w:t>
-      </w:r>
-      <w:proofErr w:type="spellStart"/>
-      <w:r>
-        <w:rPr>
-          <w:sz w:val="23"/>
-          <w:szCs w:val="23"/>
-        </w:rPr>
-        <w:t>Користувач</w:t>
-      </w:r>
-      <w:proofErr w:type="spellEnd"/>
-      <w:r>
-        <w:rPr>
-          <w:sz w:val="23"/>
-          <w:szCs w:val="23"/>
-        </w:rPr>
-        <w:t>)</w:t>
+        <w:t>(далі – Користувач)</w:t>
       </w:r>
       <w:r>
         <w:rPr>
@@ -582,29 +550,7 @@
           <w:szCs w:val="22"/>
           <w:lang w:val="uk-UA" w:eastAsia="ru-RU"/>
         </w:rPr>
-        <w:t xml:space="preserve">з іншої сторони, що при подальшому згадуванні разом іменуються </w:t>
-      </w:r>
-      <w:proofErr w:type="gramStart"/>
-      <w:r>
-        <w:rPr>
-          <w:b w:val="0"/>
-          <w:bCs w:val="0"/>
-          <w:sz w:val="22"/>
-          <w:szCs w:val="22"/>
-          <w:lang w:val="uk-UA" w:eastAsia="ru-RU"/>
-        </w:rPr>
-        <w:t>Сторони,  уклали</w:t>
-      </w:r>
-      <w:proofErr w:type="gramEnd"/>
-      <w:r>
-        <w:rPr>
-          <w:b w:val="0"/>
-          <w:bCs w:val="0"/>
-          <w:sz w:val="22"/>
-          <w:szCs w:val="22"/>
-          <w:lang w:val="uk-UA" w:eastAsia="ru-RU"/>
-        </w:rPr>
-        <w:t xml:space="preserve"> Ліцензійний договір (далі – Договір)  про наступне:</w:t>
+        <w:t>з іншої сторони, що при подальшому згадуванні разом іменуються Сторони,  уклали Ліцензійний договір (далі – Договір)  про наступне:</w:t>
       </w:r>
     </w:p>
     <w:p>
@@ -772,7 +718,6 @@
           <w:lang w:val="uk-UA"/>
         </w:rPr>
       </w:pPr>
-      <w:proofErr w:type="spellStart"/>
       <w:r>
         <w:rPr>
           <w:b/>
@@ -782,61 +727,12 @@
         </w:rPr>
         <w:t>Інтернет</w:t>
       </w:r>
-      <w:proofErr w:type="spellEnd"/>
-      <w:r>
-        <w:rPr>
-          <w:sz w:val="23"/>
-          <w:szCs w:val="23"/>
-        </w:rPr>
-        <w:t xml:space="preserve"> – </w:t>
-      </w:r>
-      <w:proofErr w:type="spellStart"/>
-      <w:r>
-        <w:rPr>
-          <w:sz w:val="23"/>
-          <w:szCs w:val="23"/>
-        </w:rPr>
-        <w:t>сукупність</w:t>
-      </w:r>
-      <w:proofErr w:type="spellEnd"/>
-      <w:r>
-        <w:rPr>
-          <w:sz w:val="23"/>
-          <w:szCs w:val="23"/>
-        </w:rPr>
-        <w:t xml:space="preserve"> </w:t>
-      </w:r>
-      <w:proofErr w:type="spellStart"/>
-      <w:r>
-        <w:rPr>
-          <w:sz w:val="23"/>
-          <w:szCs w:val="23"/>
-        </w:rPr>
-        <w:t>взаємозв’язаних</w:t>
-      </w:r>
-      <w:proofErr w:type="spellEnd"/>
-      <w:r>
-        <w:rPr>
-          <w:sz w:val="23"/>
-          <w:szCs w:val="23"/>
-        </w:rPr>
-        <w:t xml:space="preserve"> </w:t>
-      </w:r>
-      <w:proofErr w:type="spellStart"/>
-      <w:r>
-        <w:rPr>
-          <w:sz w:val="23"/>
-          <w:szCs w:val="23"/>
-        </w:rPr>
-        <w:t>інформаційних</w:t>
-      </w:r>
-      <w:proofErr w:type="spellEnd"/>
-      <w:r>
-        <w:rPr>
-          <w:sz w:val="23"/>
-          <w:szCs w:val="23"/>
-        </w:rPr>
-        <w:t xml:space="preserve"> мереж</w:t>
+      <w:r>
+        <w:rPr>
+          <w:sz w:val="23"/>
+          <w:szCs w:val="23"/>
+        </w:rPr>
+        <w:t xml:space="preserve"> – сукупність взаємозв’язаних інформаційних мереж</w:t>
       </w:r>
       <w:r>
         <w:rPr>
@@ -2203,20 +2099,8 @@
           <w:szCs w:val="23"/>
           <w:lang w:eastAsia="ru-RU"/>
         </w:rPr>
-        <w:t xml:space="preserve"> / </w:t>
-      </w:r>
-      <w:proofErr w:type="spellStart"/>
-      <w:r>
-        <w:rPr>
-          <w:b w:val="0"/>
-          <w:bCs w:val="0"/>
-          <w:sz w:val="23"/>
-          <w:szCs w:val="23"/>
-          <w:lang w:eastAsia="ru-RU"/>
-        </w:rPr>
-        <w:t>іноземними</w:t>
-      </w:r>
-      <w:proofErr w:type="spellEnd"/>
+        <w:t xml:space="preserve"> / іноземними</w:t>
+      </w:r>
       <w:r>
         <w:rPr>
           <w:b w:val="0"/>
@@ -2336,25 +2220,7 @@
           <w:szCs w:val="23"/>
           <w:lang w:eastAsia="ru-RU"/>
         </w:rPr>
-        <w:t xml:space="preserve"> </w:t>
-      </w:r>
-      <w:proofErr w:type="spellStart"/>
-      <w:r>
-        <w:rPr>
-          <w:sz w:val="23"/>
-          <w:szCs w:val="23"/>
-          <w:lang w:eastAsia="ru-RU"/>
-        </w:rPr>
-        <w:t>входять</w:t>
-      </w:r>
-      <w:proofErr w:type="spellEnd"/>
-      <w:r>
-        <w:rPr>
-          <w:sz w:val="23"/>
-          <w:szCs w:val="23"/>
-          <w:lang w:eastAsia="ru-RU"/>
-        </w:rPr>
-        <w:t xml:space="preserve"> до каталогу </w:t>
+        <w:t xml:space="preserve"> входять до каталогу </w:t>
       </w:r>
       <w:r>
         <w:rPr>
@@ -2898,7 +2764,6 @@
         </w:rPr>
         <w:t xml:space="preserve">Всі інші терміни в даному Договорі </w:t>
       </w:r>
-      <w:proofErr w:type="spellStart"/>
       <w:r>
         <w:rPr>
           <w:b w:val="0"/>
@@ -2929,7 +2794,6 @@
         </w:rPr>
         <w:t>ться</w:t>
       </w:r>
-      <w:proofErr w:type="spellEnd"/>
       <w:r>
         <w:rPr>
           <w:b w:val="0"/>
@@ -3667,25 +3531,7 @@
           <w:szCs w:val="23"/>
           <w:lang w:val="uk-UA"/>
         </w:rPr>
-        <w:t xml:space="preserve">г) передачу через мережу Інтернет оприлюднених літературних (музично-літературних, літературно-драматичних композицій), драматичних, музично-драматичних творів, а також музичних творів, спеціально створених для супроводження драматичних творів, якщо вказані твори </w:t>
-      </w:r>
-      <w:proofErr w:type="spellStart"/>
-      <w:r>
-        <w:rPr>
-          <w:sz w:val="23"/>
-          <w:szCs w:val="23"/>
-          <w:lang w:val="uk-UA"/>
-        </w:rPr>
-        <w:t>сповіщуються</w:t>
-      </w:r>
-      <w:proofErr w:type="spellEnd"/>
-      <w:r>
-        <w:rPr>
-          <w:sz w:val="23"/>
-          <w:szCs w:val="23"/>
-          <w:lang w:val="uk-UA"/>
-        </w:rPr>
-        <w:t xml:space="preserve"> повністю (в тому числі частинами з продовженням) або частково (частини). </w:t>
+        <w:t xml:space="preserve">г) передачу через мережу Інтернет оприлюднених літературних (музично-літературних, літературно-драматичних композицій), драматичних, музично-драматичних творів, а також музичних творів, спеціально створених для супроводження драматичних творів, якщо вказані твори сповіщуються повністю (в тому числі частинами з продовженням) або частково (частини). </w:t>
       </w:r>
     </w:p>
     <w:p>
@@ -4113,55 +3959,7 @@
           <w:sz w:val="23"/>
           <w:szCs w:val="23"/>
         </w:rPr>
-        <w:t>(</w:t>
-      </w:r>
-      <w:proofErr w:type="spellStart"/>
-      <w:r>
-        <w:rPr>
-          <w:sz w:val="23"/>
-          <w:szCs w:val="23"/>
-        </w:rPr>
-        <w:t>далі</w:t>
-      </w:r>
-      <w:proofErr w:type="spellEnd"/>
-      <w:r>
-        <w:rPr>
-          <w:sz w:val="23"/>
-          <w:szCs w:val="23"/>
-        </w:rPr>
-        <w:t xml:space="preserve"> – </w:t>
-      </w:r>
-      <w:proofErr w:type="spellStart"/>
-      <w:r>
-        <w:rPr>
-          <w:sz w:val="23"/>
-          <w:szCs w:val="23"/>
-        </w:rPr>
-        <w:t>мінімальний</w:t>
-      </w:r>
-      <w:proofErr w:type="spellEnd"/>
-      <w:r>
-        <w:rPr>
-          <w:sz w:val="23"/>
-          <w:szCs w:val="23"/>
-        </w:rPr>
-        <w:t xml:space="preserve"> </w:t>
-      </w:r>
-      <w:proofErr w:type="spellStart"/>
-      <w:r>
-        <w:rPr>
-          <w:sz w:val="23"/>
-          <w:szCs w:val="23"/>
-        </w:rPr>
-        <w:t>платіж</w:t>
-      </w:r>
-      <w:proofErr w:type="spellEnd"/>
-      <w:r>
-        <w:rPr>
-          <w:sz w:val="23"/>
-          <w:szCs w:val="23"/>
-        </w:rPr>
-        <w:t>)</w:t>
+        <w:t>(далі – мінімальний платіж)</w:t>
       </w:r>
       <w:bookmarkStart w:id="3" w:name="_Hlk3207388"/>
       <w:r>
@@ -4226,17 +4024,7 @@
           <w:szCs w:val="23"/>
           <w:lang w:val="uk-UA"/>
         </w:rPr>
-        <w:t>Визначена Сторонами сума авторської винагороди в п. 2.4. Догов</w:t>
-      </w:r>
-      <w:bookmarkStart w:id="4" w:name="_GoBack"/>
-      <w:bookmarkEnd w:id="4"/>
-      <w:r>
-        <w:rPr>
-          <w:sz w:val="23"/>
-          <w:szCs w:val="23"/>
-          <w:lang w:val="uk-UA"/>
-        </w:rPr>
-        <w:t xml:space="preserve">ору не залежить від тривалості та кількості використання </w:t>
+        <w:t xml:space="preserve">Визначена Сторонами сума авторської винагороди в п. 2.4. Договору не залежить від тривалості та кількості використання </w:t>
       </w:r>
       <w:r>
         <w:rPr>
@@ -4394,7 +4182,7 @@
         </w:rPr>
         <w:t xml:space="preserve">-ти днів після закінчення кожного </w:t>
       </w:r>
-      <w:bookmarkStart w:id="5" w:name="_Hlk3207428"/>
+      <w:bookmarkStart w:id="4" w:name="_Hlk3207428"/>
       <w:sdt>
         <w:sdtPr>
           <w:rPr>
@@ -4423,7 +4211,7 @@
           </w:r>
         </w:sdtContent>
       </w:sdt>
-      <w:bookmarkEnd w:id="5"/>
+      <w:bookmarkEnd w:id="4"/>
       <w:r>
         <w:rPr>
           <w:sz w:val="23"/>
@@ -5586,25 +5374,7 @@
           <w:szCs w:val="23"/>
           <w:lang w:val="uk-UA"/>
         </w:rPr>
-        <w:t>вори без письмового дозволу автора (-</w:t>
-      </w:r>
-      <w:proofErr w:type="spellStart"/>
-      <w:r>
-        <w:rPr>
-          <w:sz w:val="23"/>
-          <w:szCs w:val="23"/>
-          <w:lang w:val="uk-UA"/>
-        </w:rPr>
-        <w:t>ів</w:t>
-      </w:r>
-      <w:proofErr w:type="spellEnd"/>
-      <w:r>
-        <w:rPr>
-          <w:sz w:val="23"/>
-          <w:szCs w:val="23"/>
-          <w:lang w:val="uk-UA"/>
-        </w:rPr>
-        <w:t>) творів, не здійснювати переробку, аранжування, переклад тощо.</w:t>
+        <w:t>вори без письмового дозволу автора (-ів) творів, не здійснювати переробку, аранжування, переклад тощо.</w:t>
       </w:r>
       <w:r>
         <w:rPr>
@@ -6175,25 +5945,7 @@
           <w:szCs w:val="23"/>
           <w:lang w:val="uk-UA"/>
         </w:rPr>
-        <w:t xml:space="preserve">ворів, за достовірність та повноту документів, наданих згідно </w:t>
-      </w:r>
-      <w:proofErr w:type="spellStart"/>
-      <w:r>
-        <w:rPr>
-          <w:sz w:val="23"/>
-          <w:szCs w:val="23"/>
-          <w:lang w:val="uk-UA"/>
-        </w:rPr>
-        <w:t>п.п</w:t>
-      </w:r>
-      <w:proofErr w:type="spellEnd"/>
-      <w:r>
-        <w:rPr>
-          <w:sz w:val="23"/>
-          <w:szCs w:val="23"/>
-          <w:lang w:val="uk-UA"/>
-        </w:rPr>
-        <w:t>. 2.5.2., 2.5.3.та п. 3.3. даного Договору.</w:t>
+        <w:t>ворів, за достовірність та повноту документів, наданих згідно п.п. 2.5.2., 2.5.3.та п. 3.3. даного Договору.</w:t>
       </w:r>
       <w:r>
         <w:rPr>
@@ -6902,7 +6654,7 @@
         </w:rPr>
         <w:t xml:space="preserve">                 </w:t>
       </w:r>
-      <w:bookmarkStart w:id="6" w:name="_Hlk3207534"/>
+      <w:bookmarkStart w:id="5" w:name="_Hlk3207534"/>
       <w:sdt>
         <w:sdtPr>
           <w:rPr>
@@ -6930,7 +6682,7 @@
           </w:r>
         </w:sdtContent>
       </w:sdt>
-      <w:bookmarkEnd w:id="6"/>
+      <w:bookmarkEnd w:id="5"/>
       <w:r>
         <w:rPr>
           <w:b/>
@@ -8769,335 +8521,305 @@
           </w:p>
           <w:p>
             <w:pPr>
-              <w:overflowPunct w:val="0"/>
-              <w:adjustRightInd w:val="0"/>
-              <w:textAlignment w:val="baseline"/>
+              <w:ind w:left="207"/>
               <w:rPr>
+                <w:rFonts w:eastAsia="Times New Roman"/>
                 <w:b w:val="0"/>
+                <w:bCs w:val="0"/>
                 <w:sz w:val="18"/>
                 <w:szCs w:val="18"/>
-                <w:lang w:val="uk-UA" w:eastAsia="ru-RU"/>
+                <w:lang w:val="uk-UA" w:eastAsia="ar-SA"/>
+              </w:rPr>
+            </w:pPr>
+            <w:bookmarkStart w:id="6" w:name="_GoBack"/>
+            <w:bookmarkEnd w:id="6"/>
+            <w:r>
+              <w:rPr>
+                <w:rFonts w:eastAsia="Times New Roman"/>
+                <w:b w:val="0"/>
+                <w:bCs w:val="0"/>
+                <w:sz w:val="18"/>
+                <w:szCs w:val="18"/>
+                <w:lang w:val="uk-UA" w:eastAsia="ar-SA"/>
+              </w:rPr>
+              <w:t>Юридична адреса: 01030, м. Київ, вул. Б. Хмельницького,</w:t>
+            </w:r>
+          </w:p>
+          <w:p>
+            <w:pPr>
+              <w:suppressAutoHyphens/>
+              <w:autoSpaceDE/>
+              <w:ind w:left="207"/>
+              <w:rPr>
+                <w:rFonts w:eastAsia="Times New Roman"/>
+                <w:b w:val="0"/>
+                <w:bCs w:val="0"/>
+                <w:sz w:val="18"/>
+                <w:szCs w:val="18"/>
+                <w:lang w:val="uk-UA" w:eastAsia="ar-SA"/>
               </w:rPr>
             </w:pPr>
             <w:r>
               <w:rPr>
+                <w:rFonts w:eastAsia="Times New Roman"/>
                 <w:b w:val="0"/>
+                <w:bCs w:val="0"/>
                 <w:sz w:val="18"/>
                 <w:szCs w:val="18"/>
-                <w:lang w:val="uk-UA" w:eastAsia="ru-RU"/>
+                <w:lang w:val="uk-UA" w:eastAsia="ar-SA"/>
               </w:rPr>
-              <w:t xml:space="preserve">    01030, м. Київ, </w:t>
+              <w:t>буд. 41 літера А, прим. 1-3,</w:t>
             </w:r>
           </w:p>
           <w:p>
             <w:pPr>
-              <w:overflowPunct w:val="0"/>
-              <w:adjustRightInd w:val="0"/>
-              <w:ind w:left="180"/>
-              <w:textAlignment w:val="baseline"/>
+              <w:suppressAutoHyphens/>
+              <w:autoSpaceDE/>
+              <w:ind w:left="207"/>
               <w:rPr>
+                <w:rFonts w:eastAsia="Times New Roman"/>
                 <w:b w:val="0"/>
+                <w:bCs w:val="0"/>
                 <w:sz w:val="18"/>
                 <w:szCs w:val="18"/>
-                <w:lang w:val="uk-UA" w:eastAsia="ru-RU"/>
+                <w:lang w:val="uk-UA" w:eastAsia="ar-SA"/>
               </w:rPr>
             </w:pPr>
             <w:r>
               <w:rPr>
+                <w:rFonts w:eastAsia="Times New Roman"/>
                 <w:b w:val="0"/>
+                <w:bCs w:val="0"/>
                 <w:sz w:val="18"/>
                 <w:szCs w:val="18"/>
-                <w:lang w:val="uk-UA" w:eastAsia="ru-RU"/>
+                <w:lang w:val="uk-UA" w:eastAsia="ar-SA"/>
               </w:rPr>
-              <w:t>вул. Б. Хмельницького, 41 літера А, прим. 1-3,</w:t>
+              <w:t>Фактична адреса: 04053, м. Київ, провулок Киянівський, будинок 3-7, офіс № 223</w:t>
             </w:r>
           </w:p>
           <w:p>
             <w:pPr>
-              <w:overflowPunct w:val="0"/>
-              <w:adjustRightInd w:val="0"/>
-              <w:ind w:left="180"/>
-              <w:textAlignment w:val="baseline"/>
+              <w:suppressAutoHyphens/>
+              <w:autoSpaceDE/>
+              <w:ind w:left="207"/>
               <w:rPr>
+                <w:rFonts w:eastAsia="Times New Roman"/>
                 <w:b w:val="0"/>
+                <w:bCs w:val="0"/>
+                <w:sz w:val="24"/>
+                <w:szCs w:val="24"/>
+                <w:lang w:eastAsia="ar-SA"/>
+              </w:rPr>
+            </w:pPr>
+            <w:r>
+              <w:rPr>
+                <w:rFonts w:eastAsia="Times New Roman"/>
+                <w:b w:val="0"/>
+                <w:bCs w:val="0"/>
                 <w:sz w:val="18"/>
                 <w:szCs w:val="18"/>
-                <w:lang w:eastAsia="ru-RU"/>
+                <w:shd w:val="clear" w:color="auto" w:fill="FFFFFF"/>
+                <w:lang w:val="uk-UA" w:eastAsia="ar-SA"/>
               </w:rPr>
-            </w:pPr>
-            <w:proofErr w:type="spellStart"/>
-            <w:r>
-              <w:rPr>
-                <w:b w:val="0"/>
-                <w:sz w:val="18"/>
-                <w:szCs w:val="18"/>
-                <w:lang w:val="uk-UA" w:eastAsia="ru-RU"/>
-              </w:rPr>
-              <w:t>тел</w:t>
-            </w:r>
-            <w:proofErr w:type="spellEnd"/>
-            <w:r>
-              <w:rPr>
-                <w:b w:val="0"/>
-                <w:sz w:val="18"/>
-                <w:szCs w:val="18"/>
-                <w:lang w:val="uk-UA" w:eastAsia="ru-RU"/>
-              </w:rPr>
-              <w:t>.: (044) 223-60-40;</w:t>
+              <w:t>тел.: 044-223-60-40;</w:t>
             </w:r>
           </w:p>
           <w:p>
             <w:pPr>
-              <w:overflowPunct w:val="0"/>
-              <w:adjustRightInd w:val="0"/>
-              <w:ind w:left="180"/>
-              <w:textAlignment w:val="baseline"/>
+              <w:suppressAutoHyphens/>
+              <w:autoSpaceDE/>
+              <w:ind w:left="207"/>
               <w:rPr>
+                <w:rFonts w:eastAsia="Times New Roman"/>
                 <w:b w:val="0"/>
-                <w:sz w:val="18"/>
-                <w:szCs w:val="18"/>
-                <w:lang w:eastAsia="ru-RU"/>
+                <w:bCs w:val="0"/>
+                <w:sz w:val="24"/>
+                <w:szCs w:val="24"/>
+                <w:lang w:eastAsia="ar-SA"/>
               </w:rPr>
             </w:pPr>
             <w:r>
               <w:rPr>
-                <w:b w:val="0"/>
+                <w:rFonts w:eastAsia="Times New Roman"/>
                 <w:sz w:val="18"/>
                 <w:szCs w:val="18"/>
-                <w:lang w:val="uk-UA" w:eastAsia="ru-RU"/>
+                <w:lang w:val="uk-UA" w:eastAsia="ar-SA"/>
+              </w:rPr>
+              <w:t>Адреса для листування:</w:t>
+            </w:r>
+            <w:r>
+              <w:rPr>
+                <w:rFonts w:eastAsia="Times New Roman"/>
+                <w:b w:val="0"/>
+                <w:bCs w:val="0"/>
+                <w:sz w:val="24"/>
+                <w:szCs w:val="24"/>
+                <w:lang w:eastAsia="ar-SA"/>
+              </w:rPr>
+              <w:t xml:space="preserve"> </w:t>
+            </w:r>
+            <w:r>
+              <w:rPr>
+                <w:rFonts w:eastAsia="Times New Roman"/>
+                <w:sz w:val="18"/>
+                <w:szCs w:val="18"/>
+                <w:lang w:val="uk-UA" w:eastAsia="ar-SA"/>
+              </w:rPr>
+              <w:t>01030, м. Київ, вул. Б. Хмельницького 44, а/с 146</w:t>
+            </w:r>
+          </w:p>
+          <w:p>
+            <w:pPr>
+              <w:suppressAutoHyphens/>
+              <w:autoSpaceDE/>
+              <w:ind w:left="207"/>
+              <w:rPr>
+                <w:rFonts w:eastAsia="Times New Roman"/>
+                <w:b w:val="0"/>
+                <w:bCs w:val="0"/>
+                <w:sz w:val="24"/>
+                <w:szCs w:val="24"/>
+                <w:lang w:eastAsia="ar-SA"/>
+              </w:rPr>
+            </w:pPr>
+            <w:r>
+              <w:rPr>
+                <w:rFonts w:eastAsia="Times New Roman"/>
+                <w:b w:val="0"/>
+                <w:bCs w:val="0"/>
+                <w:sz w:val="18"/>
+                <w:szCs w:val="18"/>
+                <w:lang w:val="uk-UA" w:eastAsia="ar-SA"/>
               </w:rPr>
               <w:t>код ЄДРПОУ: 39939650;</w:t>
             </w:r>
           </w:p>
           <w:p>
             <w:pPr>
-              <w:overflowPunct w:val="0"/>
-              <w:adjustRightInd w:val="0"/>
-              <w:ind w:left="180"/>
-              <w:textAlignment w:val="baseline"/>
+              <w:suppressAutoHyphens/>
+              <w:autoSpaceDE/>
+              <w:ind w:left="207"/>
               <w:rPr>
+                <w:rFonts w:eastAsia="Times New Roman"/>
                 <w:b w:val="0"/>
-                <w:sz w:val="18"/>
-                <w:szCs w:val="18"/>
-                <w:lang w:val="uk-UA" w:eastAsia="ru-RU"/>
+                <w:bCs w:val="0"/>
+                <w:sz w:val="24"/>
+                <w:szCs w:val="24"/>
+                <w:lang w:eastAsia="ar-SA"/>
               </w:rPr>
             </w:pPr>
             <w:r>
               <w:rPr>
+                <w:rFonts w:eastAsia="Times New Roman"/>
                 <w:b w:val="0"/>
+                <w:bCs w:val="0"/>
                 <w:sz w:val="18"/>
                 <w:szCs w:val="18"/>
-                <w:lang w:val="uk-UA" w:eastAsia="ru-RU"/>
+                <w:lang w:val="uk-UA" w:eastAsia="ar-SA"/>
               </w:rPr>
-              <w:t>поточний рахунок: 26002053021074</w:t>
+              <w:t>IBAN UA763218420000026002053021074</w:t>
             </w:r>
           </w:p>
           <w:p>
             <w:pPr>
-              <w:overflowPunct w:val="0"/>
-              <w:adjustRightInd w:val="0"/>
-              <w:ind w:left="180"/>
-              <w:textAlignment w:val="baseline"/>
+              <w:suppressAutoHyphens/>
+              <w:autoSpaceDE/>
+              <w:ind w:left="207"/>
               <w:rPr>
+                <w:rFonts w:eastAsia="Times New Roman"/>
                 <w:b w:val="0"/>
-                <w:sz w:val="18"/>
-                <w:szCs w:val="18"/>
-                <w:lang w:val="uk-UA" w:eastAsia="ru-RU"/>
+                <w:bCs w:val="0"/>
+                <w:sz w:val="24"/>
+                <w:szCs w:val="24"/>
+                <w:lang w:eastAsia="ar-SA"/>
               </w:rPr>
             </w:pPr>
             <w:r>
               <w:rPr>
+                <w:rFonts w:eastAsia="Times New Roman"/>
                 <w:b w:val="0"/>
+                <w:bCs w:val="0"/>
                 <w:sz w:val="18"/>
                 <w:szCs w:val="18"/>
-                <w:lang w:val="uk-UA" w:eastAsia="ru-RU"/>
+                <w:lang w:val="uk-UA" w:eastAsia="ar-SA"/>
               </w:rPr>
-              <w:t>в АТ КБ</w:t>
-            </w:r>
-            <w:r>
-              <w:rPr>
-                <w:b w:val="0"/>
-                <w:sz w:val="18"/>
-                <w:szCs w:val="18"/>
-                <w:lang w:eastAsia="ru-RU"/>
-              </w:rPr>
-              <w:t xml:space="preserve"> </w:t>
-            </w:r>
-            <w:r>
-              <w:rPr>
-                <w:b w:val="0"/>
-                <w:sz w:val="18"/>
-                <w:szCs w:val="18"/>
-                <w:lang w:val="uk-UA" w:eastAsia="ru-RU"/>
-              </w:rPr>
-              <w:t>«Приватбанк»;</w:t>
+              <w:t>в АТ КБ «Приватбанк»;</w:t>
             </w:r>
           </w:p>
           <w:p>
             <w:pPr>
-              <w:overflowPunct w:val="0"/>
-              <w:adjustRightInd w:val="0"/>
-              <w:ind w:left="180"/>
-              <w:textAlignment w:val="baseline"/>
+              <w:suppressAutoHyphens/>
+              <w:autoSpaceDE/>
+              <w:ind w:left="207"/>
               <w:rPr>
+                <w:rFonts w:eastAsia="Times New Roman"/>
                 <w:b w:val="0"/>
-                <w:sz w:val="18"/>
-                <w:szCs w:val="18"/>
-                <w:lang w:val="uk-UA" w:eastAsia="ru-RU"/>
+                <w:bCs w:val="0"/>
+                <w:sz w:val="24"/>
+                <w:szCs w:val="24"/>
+                <w:lang w:eastAsia="ar-SA"/>
               </w:rPr>
             </w:pPr>
             <w:r>
               <w:rPr>
+                <w:rFonts w:eastAsia="Times New Roman"/>
                 <w:b w:val="0"/>
+                <w:bCs w:val="0"/>
                 <w:sz w:val="18"/>
                 <w:szCs w:val="18"/>
-                <w:lang w:val="uk-UA" w:eastAsia="ru-RU"/>
+                <w:lang w:val="uk-UA" w:eastAsia="ar-SA"/>
               </w:rPr>
               <w:t>МФО 321842</w:t>
             </w:r>
           </w:p>
           <w:p>
             <w:pPr>
-              <w:overflowPunct w:val="0"/>
-              <w:adjustRightInd w:val="0"/>
-              <w:textAlignment w:val="baseline"/>
+              <w:suppressAutoHyphens/>
+              <w:autoSpaceDE/>
               <w:rPr>
+                <w:rFonts w:eastAsia="Times New Roman"/>
                 <w:b w:val="0"/>
-                <w:sz w:val="18"/>
-                <w:szCs w:val="18"/>
-                <w:lang w:eastAsia="ru-RU"/>
+                <w:bCs w:val="0"/>
+                <w:sz w:val="24"/>
+                <w:szCs w:val="24"/>
+                <w:lang w:eastAsia="ar-SA"/>
               </w:rPr>
             </w:pPr>
             <w:r>
               <w:rPr>
+                <w:rFonts w:eastAsia="Times New Roman"/>
                 <w:b w:val="0"/>
+                <w:bCs w:val="0"/>
                 <w:sz w:val="18"/>
                 <w:szCs w:val="18"/>
-                <w:lang w:val="uk-UA" w:eastAsia="ru-RU"/>
+                <w:lang w:val="uk-UA" w:eastAsia="ar-SA"/>
               </w:rPr>
-              <w:t xml:space="preserve">    </w:t>
+              <w:t>     Організація має статус неприбуткової за ознакою</w:t>
             </w:r>
-            <w:proofErr w:type="spellStart"/>
-            <w:r>
-              <w:rPr>
-                <w:b w:val="0"/>
-                <w:sz w:val="18"/>
-                <w:szCs w:val="18"/>
-                <w:lang w:eastAsia="ru-RU"/>
-              </w:rPr>
-              <w:t>Організація</w:t>
-            </w:r>
-            <w:proofErr w:type="spellEnd"/>
-            <w:r>
-              <w:rPr>
-                <w:b w:val="0"/>
-                <w:sz w:val="18"/>
-                <w:szCs w:val="18"/>
-                <w:lang w:eastAsia="ru-RU"/>
-              </w:rPr>
-              <w:t xml:space="preserve"> </w:t>
-            </w:r>
-            <w:proofErr w:type="spellStart"/>
-            <w:r>
-              <w:rPr>
-                <w:b w:val="0"/>
-                <w:sz w:val="18"/>
-                <w:szCs w:val="18"/>
-                <w:lang w:eastAsia="ru-RU"/>
-              </w:rPr>
-              <w:t>має</w:t>
-            </w:r>
-            <w:proofErr w:type="spellEnd"/>
-            <w:r>
-              <w:rPr>
-                <w:b w:val="0"/>
-                <w:sz w:val="18"/>
-                <w:szCs w:val="18"/>
-                <w:lang w:eastAsia="ru-RU"/>
-              </w:rPr>
-              <w:t xml:space="preserve"> статус </w:t>
-            </w:r>
-            <w:proofErr w:type="spellStart"/>
-            <w:r>
-              <w:rPr>
-                <w:b w:val="0"/>
-                <w:sz w:val="18"/>
-                <w:szCs w:val="18"/>
-                <w:lang w:eastAsia="ru-RU"/>
-              </w:rPr>
-              <w:t>неприбуткової</w:t>
-            </w:r>
-            <w:proofErr w:type="spellEnd"/>
-            <w:r>
-              <w:rPr>
-                <w:b w:val="0"/>
-                <w:sz w:val="18"/>
-                <w:szCs w:val="18"/>
-                <w:lang w:eastAsia="ru-RU"/>
-              </w:rPr>
-              <w:t xml:space="preserve"> за </w:t>
-            </w:r>
-            <w:proofErr w:type="spellStart"/>
-            <w:r>
-              <w:rPr>
-                <w:b w:val="0"/>
-                <w:sz w:val="18"/>
-                <w:szCs w:val="18"/>
-                <w:lang w:eastAsia="ru-RU"/>
-              </w:rPr>
-              <w:t>ознакою</w:t>
-            </w:r>
-            <w:proofErr w:type="spellEnd"/>
           </w:p>
           <w:p>
             <w:pPr>
-              <w:overflowPunct w:val="0"/>
-              <w:adjustRightInd w:val="0"/>
-              <w:textAlignment w:val="baseline"/>
+              <w:suppressAutoHyphens/>
+              <w:autoSpaceDE/>
               <w:rPr>
+                <w:rFonts w:eastAsia="Times New Roman"/>
                 <w:b w:val="0"/>
-                <w:sz w:val="18"/>
-                <w:szCs w:val="18"/>
-                <w:lang w:val="uk-UA" w:eastAsia="ru-RU"/>
+                <w:bCs w:val="0"/>
+                <w:sz w:val="24"/>
+                <w:szCs w:val="24"/>
+                <w:lang w:eastAsia="ar-SA"/>
               </w:rPr>
             </w:pPr>
             <w:r>
               <w:rPr>
+                <w:rFonts w:eastAsia="Times New Roman"/>
                 <w:b w:val="0"/>
+                <w:bCs w:val="0"/>
                 <w:sz w:val="18"/>
                 <w:szCs w:val="18"/>
-                <w:lang w:val="uk-UA" w:eastAsia="ru-RU"/>
+                <w:lang w:val="uk-UA" w:eastAsia="ar-SA"/>
               </w:rPr>
-              <w:t xml:space="preserve">    </w:t>
-            </w:r>
-            <w:proofErr w:type="spellStart"/>
-            <w:r>
-              <w:rPr>
-                <w:b w:val="0"/>
-                <w:sz w:val="18"/>
-                <w:szCs w:val="18"/>
-                <w:lang w:eastAsia="ru-RU"/>
-              </w:rPr>
-              <w:t>неприбутковості</w:t>
-            </w:r>
-            <w:proofErr w:type="spellEnd"/>
-            <w:r>
-              <w:rPr>
-                <w:b w:val="0"/>
-                <w:sz w:val="18"/>
-                <w:szCs w:val="18"/>
-                <w:lang w:eastAsia="ru-RU"/>
-              </w:rPr>
-              <w:t xml:space="preserve"> </w:t>
-            </w:r>
-            <w:r>
-              <w:rPr>
-                <w:b w:val="0"/>
-                <w:sz w:val="18"/>
-                <w:szCs w:val="18"/>
-                <w:lang w:val="uk-UA" w:eastAsia="ru-RU"/>
-              </w:rPr>
-              <w:t>0032</w:t>
+              <w:t>     неприбутковості 0032</w:t>
             </w:r>
           </w:p>
           <w:p>
@@ -9115,13 +8837,16 @@
             <w:hyperlink r:id="rId16" w:history="1">
               <w:r>
                 <w:rPr>
+                  <w:rFonts w:eastAsia="Times New Roman"/>
+                  <w:b w:val="0"/>
+                  <w:bCs w:val="0"/>
                   <w:color w:val="0000FF"/>
                   <w:sz w:val="18"/>
                   <w:szCs w:val="18"/>
                   <w:u w:val="single"/>
-                  <w:lang w:val="uk-UA" w:eastAsia="ru-RU"/>
+                  <w:lang w:val="uk-UA" w:eastAsia="ar-SA"/>
                 </w:rPr>
-                <w:t>www.uacrr.org.ua</w:t>
+                <w:t>http://uacrr.org.ua</w:t>
               </w:r>
             </w:hyperlink>
           </w:p>
@@ -9494,23 +9219,13 @@
                 <w:lang w:val="uk-UA"/>
               </w:rPr>
             </w:pPr>
-            <w:proofErr w:type="spellStart"/>
             <w:r>
               <w:rPr>
                 <w:sz w:val="18"/>
                 <w:szCs w:val="18"/>
                 <w:lang w:val="uk-UA"/>
               </w:rPr>
-              <w:t>Тел</w:t>
-            </w:r>
-            <w:proofErr w:type="spellEnd"/>
-            <w:r>
-              <w:rPr>
-                <w:sz w:val="18"/>
-                <w:szCs w:val="18"/>
-                <w:lang w:val="uk-UA"/>
-              </w:rPr>
-              <w:t>.:</w:t>
+              <w:t>Тел.:</w:t>
             </w:r>
             <w:r>
               <w:rPr>
@@ -10092,25 +9807,7 @@
                 <w:szCs w:val="18"/>
                 <w:lang w:val="uk-UA"/>
               </w:rPr>
-              <w:t>E-</w:t>
-            </w:r>
-            <w:proofErr w:type="spellStart"/>
-            <w:r>
-              <w:rPr>
-                <w:sz w:val="18"/>
-                <w:szCs w:val="18"/>
-                <w:lang w:val="uk-UA"/>
-              </w:rPr>
-              <w:t>mail</w:t>
-            </w:r>
-            <w:proofErr w:type="spellEnd"/>
-            <w:r>
-              <w:rPr>
-                <w:sz w:val="18"/>
-                <w:szCs w:val="18"/>
-                <w:lang w:val="uk-UA"/>
-              </w:rPr>
-              <w:t>:</w:t>
+              <w:t>E-mail:</w:t>
             </w:r>
             <w:r>
               <w:rPr>
@@ -10233,51 +9930,13 @@
                     </w:rPr>
                     <w:t xml:space="preserve">    </w:t>
                   </w:r>
-                  <w:proofErr w:type="spellStart"/>
                   <w:r>
                     <w:rPr>
                       <w:sz w:val="18"/>
                       <w:szCs w:val="18"/>
                       <w:vertAlign w:val="superscript"/>
                     </w:rPr>
-                    <w:t>м.п</w:t>
-                  </w:r>
-                  <w:proofErr w:type="spellEnd"/>
-                  <w:r>
-                    <w:rPr>
-                      <w:sz w:val="18"/>
-                      <w:szCs w:val="18"/>
-                      <w:vertAlign w:val="superscript"/>
-                    </w:rPr>
-                    <w:t>.           (</w:t>
-                  </w:r>
-                  <w:proofErr w:type="spellStart"/>
-                  <w:proofErr w:type="gramStart"/>
-                  <w:r>
-                    <w:rPr>
-                      <w:sz w:val="18"/>
-                      <w:szCs w:val="18"/>
-                      <w:vertAlign w:val="superscript"/>
-                    </w:rPr>
-                    <w:t>підпис</w:t>
-                  </w:r>
-                  <w:proofErr w:type="spellEnd"/>
-                  <w:r>
-                    <w:rPr>
-                      <w:sz w:val="18"/>
-                      <w:szCs w:val="18"/>
-                      <w:vertAlign w:val="superscript"/>
-                    </w:rPr>
-                    <w:t xml:space="preserve">)   </w:t>
-                  </w:r>
-                  <w:proofErr w:type="gramEnd"/>
-                  <w:r>
-                    <w:rPr>
-                      <w:sz w:val="18"/>
-                      <w:szCs w:val="18"/>
-                      <w:vertAlign w:val="superscript"/>
-                    </w:rPr>
-                    <w:t xml:space="preserve">                </w:t>
+                    <w:t xml:space="preserve">м.п.           (підпис)                   </w:t>
                   </w:r>
                 </w:p>
               </w:tc>
@@ -10459,7 +10118,6 @@
                 <w:lang w:eastAsia="ru-RU"/>
               </w:rPr>
             </w:pPr>
-            <w:proofErr w:type="spellStart"/>
             <w:r>
               <w:rPr>
                 <w:b w:val="0"/>
@@ -10467,17 +10125,7 @@
                 <w:szCs w:val="18"/>
                 <w:lang w:val="uk-UA" w:eastAsia="ru-RU"/>
               </w:rPr>
-              <w:t>тел</w:t>
-            </w:r>
-            <w:proofErr w:type="spellEnd"/>
-            <w:r>
-              <w:rPr>
-                <w:b w:val="0"/>
-                <w:sz w:val="18"/>
-                <w:szCs w:val="18"/>
-                <w:lang w:val="uk-UA" w:eastAsia="ru-RU"/>
-              </w:rPr>
-              <w:t>.: ___________________________</w:t>
+              <w:t>тел.: ___________________________</w:t>
             </w:r>
           </w:p>
           <w:p>
@@ -10536,7 +10184,6 @@
                 <w:lang w:val="uk-UA" w:eastAsia="ru-RU"/>
               </w:rPr>
             </w:pPr>
-            <w:proofErr w:type="spellStart"/>
             <w:r>
               <w:rPr>
                 <w:b w:val="0"/>
@@ -10544,17 +10191,7 @@
                 <w:szCs w:val="18"/>
                 <w:lang w:val="uk-UA" w:eastAsia="ru-RU"/>
               </w:rPr>
-              <w:t>Тел</w:t>
-            </w:r>
-            <w:proofErr w:type="spellEnd"/>
-            <w:r>
-              <w:rPr>
-                <w:b w:val="0"/>
-                <w:sz w:val="18"/>
-                <w:szCs w:val="18"/>
-                <w:lang w:val="uk-UA" w:eastAsia="ru-RU"/>
-              </w:rPr>
-              <w:t>.. (_____) ____________________</w:t>
+              <w:t>Тел.. (_____) ____________________</w:t>
             </w:r>
           </w:p>
           <w:p>
@@ -10705,7 +10342,6 @@
                 <w:lang w:eastAsia="ru-RU"/>
               </w:rPr>
             </w:pPr>
-            <w:proofErr w:type="spellStart"/>
             <w:r>
               <w:rPr>
                 <w:rFonts w:eastAsia="Calibri"/>
@@ -10715,19 +10351,7 @@
                 <w:szCs w:val="16"/>
                 <w:lang w:val="uk-UA" w:eastAsia="en-US"/>
               </w:rPr>
-              <w:t>тел</w:t>
-            </w:r>
-            <w:proofErr w:type="spellEnd"/>
-            <w:r>
-              <w:rPr>
-                <w:rFonts w:eastAsia="Calibri"/>
-                <w:b w:val="0"/>
-                <w:bCs w:val="0"/>
-                <w:sz w:val="16"/>
-                <w:szCs w:val="16"/>
-                <w:lang w:val="uk-UA" w:eastAsia="en-US"/>
-              </w:rPr>
-              <w:t>.:</w:t>
+              <w:t>тел.:</w:t>
             </w:r>
             <w:r>
               <w:rPr>
@@ -11316,7 +10940,7 @@
                 <w:noProof/>
                 <w:sz w:val="23"/>
                 <w:szCs w:val="23"/>
-                <w:lang w:eastAsia="ru-RU"/>
+                <w:lang w:val="uk-UA" w:eastAsia="uk-UA"/>
               </w:rPr>
               <mc:AlternateContent>
                 <mc:Choice Requires="wps">
@@ -11412,7 +11036,7 @@
                     </wp:anchor>
                   </w:drawing>
                 </mc:Choice>
-                <mc:Fallback>
+                <mc:Fallback xmlns:w16se="http://schemas.microsoft.com/office/word/2015/wordml/symex" xmlns:w16cid="http://schemas.microsoft.com/office/word/2016/wordml/cid" xmlns:am3d="http://schemas.microsoft.com/office/drawing/2017/model3d" xmlns:aink="http://schemas.microsoft.com/office/drawing/2016/ink" xmlns:cx8="http://schemas.microsoft.com/office/drawing/2016/5/14/chartex" xmlns:cx7="http://schemas.microsoft.com/office/drawing/2016/5/13/chartex" xmlns:cx6="http://schemas.microsoft.com/office/drawing/2016/5/12/chartex" xmlns:cx5="http://schemas.microsoft.com/office/drawing/2016/5/11/chartex" xmlns:cx4="http://schemas.microsoft.com/office/drawing/2016/5/10/chartex" xmlns:cx3="http://schemas.microsoft.com/office/drawing/2016/5/9/chartex" xmlns:cx2="http://schemas.microsoft.com/office/drawing/2015/10/21/chartex" xmlns:cx1="http://schemas.microsoft.com/office/drawing/2015/9/8/chartex" xmlns:cx="http://schemas.microsoft.com/office/drawing/2014/chartex">
                   <w:pict>
                     <v:shapetype id="_x0000_t202" coordsize="21600,21600" o:spt="202" path="m,l,21600r21600,l21600,xe">
                       <v:stroke joinstyle="miter"/>
@@ -12608,7 +12232,7 @@
           <w:noProof/>
           <w:sz w:val="23"/>
           <w:szCs w:val="23"/>
-          <w:lang w:eastAsia="ru-RU"/>
+          <w:lang w:val="uk-UA" w:eastAsia="uk-UA"/>
         </w:rPr>
         <mc:AlternateContent>
           <mc:Choice Requires="wps">
@@ -12704,7 +12328,7 @@
               </wp:anchor>
             </w:drawing>
           </mc:Choice>
-          <mc:Fallback>
+          <mc:Fallback xmlns:w16se="http://schemas.microsoft.com/office/word/2015/wordml/symex" xmlns:w16cid="http://schemas.microsoft.com/office/word/2016/wordml/cid" xmlns:am3d="http://schemas.microsoft.com/office/drawing/2017/model3d" xmlns:aink="http://schemas.microsoft.com/office/drawing/2016/ink" xmlns:cx8="http://schemas.microsoft.com/office/drawing/2016/5/14/chartex" xmlns:cx7="http://schemas.microsoft.com/office/drawing/2016/5/13/chartex" xmlns:cx6="http://schemas.microsoft.com/office/drawing/2016/5/12/chartex" xmlns:cx5="http://schemas.microsoft.com/office/drawing/2016/5/11/chartex" xmlns:cx4="http://schemas.microsoft.com/office/drawing/2016/5/10/chartex" xmlns:cx3="http://schemas.microsoft.com/office/drawing/2016/5/9/chartex" xmlns:cx2="http://schemas.microsoft.com/office/drawing/2015/10/21/chartex" xmlns:cx1="http://schemas.microsoft.com/office/drawing/2015/9/8/chartex" xmlns:cx="http://schemas.microsoft.com/office/drawing/2014/chartex">
             <w:pict>
               <v:shape w14:anchorId="49CF038B" id="Надпись 9" o:spid="_x0000_s1027" type="#_x0000_t202" style="position:absolute;left:0;text-align:left;margin-left:52.75pt;margin-top:14.65pt;width:435.75pt;height:414pt;z-index:251660288;visibility:visible;mso-wrap-style:square;mso-width-percent:0;mso-height-percent:0;mso-wrap-distance-left:9pt;mso-wrap-distance-top:0;mso-wrap-distance-right:9pt;mso-wrap-distance-bottom:0;mso-position-horizontal:absolute;mso-position-horizontal-relative:text;mso-position-vertical:absolute;mso-position-vertical-relative:text;mso-width-percent:0;mso-height-percent:0;mso-width-relative:page;mso-height-relative:page;v-text-anchor:top" o:gfxdata="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" filled="f" stroked="f">
                 <o:lock v:ext="edit" shapetype="t"/>
@@ -13632,27 +13256,7 @@
           <w:szCs w:val="24"/>
           <w:lang w:val="uk-UA"/>
         </w:rPr>
-        <w:t xml:space="preserve"> __________ 20___ р. № ____ сума _____грн.__</w:t>
-      </w:r>
-      <w:proofErr w:type="spellStart"/>
-      <w:r>
-        <w:rPr>
-          <w:b/>
-          <w:sz w:val="24"/>
-          <w:szCs w:val="24"/>
-          <w:lang w:val="uk-UA"/>
-        </w:rPr>
-        <w:t>коп</w:t>
-      </w:r>
-      <w:proofErr w:type="spellEnd"/>
-      <w:r>
-        <w:rPr>
-          <w:b/>
-          <w:sz w:val="24"/>
-          <w:szCs w:val="24"/>
-          <w:lang w:val="uk-UA"/>
-        </w:rPr>
-        <w:t>.</w:t>
+        <w:t xml:space="preserve"> __________ 20___ р. № ____ сума _____грн.__коп.</w:t>
       </w:r>
     </w:p>
     <w:p>
@@ -14009,23 +13613,13 @@
           <w:lang w:val="uk-UA"/>
         </w:rPr>
       </w:pPr>
-      <w:proofErr w:type="spellStart"/>
-      <w:r>
-        <w:rPr>
-          <w:sz w:val="24"/>
-          <w:szCs w:val="24"/>
-          <w:lang w:val="uk-UA"/>
-        </w:rPr>
-        <w:t>М.п</w:t>
-      </w:r>
-      <w:proofErr w:type="spellEnd"/>
-      <w:r>
-        <w:rPr>
-          <w:sz w:val="24"/>
-          <w:szCs w:val="24"/>
-          <w:lang w:val="uk-UA"/>
-        </w:rPr>
-        <w:t xml:space="preserve">.                                                                           </w:t>
+      <w:r>
+        <w:rPr>
+          <w:sz w:val="24"/>
+          <w:szCs w:val="24"/>
+          <w:lang w:val="uk-UA"/>
+        </w:rPr>
+        <w:t xml:space="preserve">М.п.                                                                           </w:t>
       </w:r>
       <w:r>
         <w:rPr>
@@ -14035,23 +13629,13 @@
         </w:rPr>
         <w:t xml:space="preserve">               </w:t>
       </w:r>
-      <w:proofErr w:type="spellStart"/>
-      <w:r>
-        <w:rPr>
-          <w:sz w:val="24"/>
-          <w:szCs w:val="24"/>
-          <w:lang w:val="uk-UA"/>
-        </w:rPr>
-        <w:t>М.п</w:t>
-      </w:r>
-      <w:proofErr w:type="spellEnd"/>
-      <w:r>
-        <w:rPr>
-          <w:sz w:val="24"/>
-          <w:szCs w:val="24"/>
-          <w:lang w:val="uk-UA"/>
-        </w:rPr>
-        <w:t>.</w:t>
+      <w:r>
+        <w:rPr>
+          <w:sz w:val="24"/>
+          <w:szCs w:val="24"/>
+          <w:lang w:val="uk-UA"/>
+        </w:rPr>
+        <w:t>М.п.</w:t>
       </w:r>
     </w:p>
     <w:sectPr>
@@ -14065,7 +13649,7 @@
 </file>
 
 <file path=word/endnotes.xml><?xml version="1.0" encoding="utf-8"?>
-<w:endnotes xmlns:wpc="http://schemas.microsoft.com/office/word/2010/wordprocessingCanvas" xmlns:cx="http://schemas.microsoft.com/office/drawing/2014/chartex" xmlns:cx1="http://schemas.microsoft.com/office/drawing/2015/9/8/chartex" xmlns:cx2="http://schemas.microsoft.com/office/drawing/2015/10/21/chartex" xmlns:cx3="http://schemas.microsoft.com/office/drawing/2016/5/9/chartex" xmlns:cx4="http://schemas.microsoft.com/office/drawing/2016/5/10/chartex" xmlns:cx5="http://schemas.microsoft.com/office/drawing/2016/5/11/chartex" xmlns:cx6="http://schemas.microsoft.com/office/drawing/2016/5/12/chartex" xmlns:cx7="http://schemas.microsoft.com/office/drawing/2016/5/13/chartex" xmlns:cx8="http://schemas.microsoft.com/office/drawing/2016/5/14/chartex" xmlns:mc="http://schemas.openxmlformats.org/markup-compatibility/2006" xmlns:aink="http://schemas.microsoft.com/office/drawing/2016/ink" xmlns:am3d="http://schemas.microsoft.com/office/drawing/2017/model3d" xmlns:o="urn:schemas-microsoft-com:office:office" xmlns:r="http://schemas.openxmlformats.org/officeDocument/2006/relationships" xmlns:m="http://schemas.openxmlformats.org/officeDocument/2006/math" xmlns:v="urn:schemas-microsoft-com:vml" xmlns:wp14="http://schemas.microsoft.com/office/word/2010/wordprocessingDrawing" xmlns:wp="http://schemas.openxmlformats.org/drawingml/2006/wordprocessingDrawing" xmlns:w10="urn:schemas-microsoft-com:office:word" xmlns:w="http://schemas.openxmlformats.org/wordprocessingml/2006/main" xmlns:w14="http://schemas.microsoft.com/office/word/2010/wordml" xmlns:w15="http://schemas.microsoft.com/office/word/2012/wordml" xmlns:w16cid="http://schemas.microsoft.com/office/word/2016/wordml/cid" xmlns:w16se="http://schemas.microsoft.com/office/word/2015/wordml/symex" xmlns:wpg="http://schemas.microsoft.com/office/word/2010/wordprocessingGroup" xmlns:wpi="http://schemas.microsoft.com/office/word/2010/wordprocessingInk" xmlns:wne="http://schemas.microsoft.com/office/word/2006/wordml" xmlns:wps="http://schemas.microsoft.com/office/word/2010/wordprocessingShape" mc:Ignorable="w14 w15 w16se w16cid wp14">
+<w:endnotes xmlns:wpc="http://schemas.microsoft.com/office/word/2010/wordprocessingCanvas" xmlns:mc="http://schemas.openxmlformats.org/markup-compatibility/2006" xmlns:o="urn:schemas-microsoft-com:office:office" xmlns:r="http://schemas.openxmlformats.org/officeDocument/2006/relationships" xmlns:m="http://schemas.openxmlformats.org/officeDocument/2006/math" xmlns:v="urn:schemas-microsoft-com:vml" xmlns:wp14="http://schemas.microsoft.com/office/word/2010/wordprocessingDrawing" xmlns:wp="http://schemas.openxmlformats.org/drawingml/2006/wordprocessingDrawing" xmlns:w10="urn:schemas-microsoft-com:office:word" xmlns:w="http://schemas.openxmlformats.org/wordprocessingml/2006/main" xmlns:w14="http://schemas.microsoft.com/office/word/2010/wordml" xmlns:w15="http://schemas.microsoft.com/office/word/2012/wordml" xmlns:wpg="http://schemas.microsoft.com/office/word/2010/wordprocessingGroup" xmlns:wpi="http://schemas.microsoft.com/office/word/2010/wordprocessingInk" xmlns:wne="http://schemas.microsoft.com/office/word/2006/wordml" xmlns:wps="http://schemas.microsoft.com/office/word/2010/wordprocessingShape" mc:Ignorable="w14 w15 wp14">
   <w:endnote w:type="separator" w:id="-1">
     <w:p>
       <w:r>
@@ -14084,7 +13668,7 @@
 </file>
 
 <file path=word/footer1.xml><?xml version="1.0" encoding="utf-8"?>
-<w:ftr xmlns:wpc="http://schemas.microsoft.com/office/word/2010/wordprocessingCanvas" xmlns:cx="http://schemas.microsoft.com/office/drawing/2014/chartex" xmlns:cx1="http://schemas.microsoft.com/office/drawing/2015/9/8/chartex" xmlns:cx2="http://schemas.microsoft.com/office/drawing/2015/10/21/chartex" xmlns:cx3="http://schemas.microsoft.com/office/drawing/2016/5/9/chartex" xmlns:cx4="http://schemas.microsoft.com/office/drawing/2016/5/10/chartex" xmlns:cx5="http://schemas.microsoft.com/office/drawing/2016/5/11/chartex" xmlns:cx6="http://schemas.microsoft.com/office/drawing/2016/5/12/chartex" xmlns:cx7="http://schemas.microsoft.com/office/drawing/2016/5/13/chartex" xmlns:cx8="http://schemas.microsoft.com/office/drawing/2016/5/14/chartex" xmlns:mc="http://schemas.openxmlformats.org/markup-compatibility/2006" xmlns:aink="http://schemas.microsoft.com/office/drawing/2016/ink" xmlns:am3d="http://schemas.microsoft.com/office/drawing/2017/model3d" xmlns:o="urn:schemas-microsoft-com:office:office" xmlns:r="http://schemas.openxmlformats.org/officeDocument/2006/relationships" xmlns:m="http://schemas.openxmlformats.org/officeDocument/2006/math" xmlns:v="urn:schemas-microsoft-com:vml" xmlns:wp14="http://schemas.microsoft.com/office/word/2010/wordprocessingDrawing" xmlns:wp="http://schemas.openxmlformats.org/drawingml/2006/wordprocessingDrawing" xmlns:w10="urn:schemas-microsoft-com:office:word" xmlns:w="http://schemas.openxmlformats.org/wordprocessingml/2006/main" xmlns:w14="http://schemas.microsoft.com/office/word/2010/wordml" xmlns:w15="http://schemas.microsoft.com/office/word/2012/wordml" xmlns:w16cid="http://schemas.microsoft.com/office/word/2016/wordml/cid" xmlns:w16se="http://schemas.microsoft.com/office/word/2015/wordml/symex" xmlns:wpg="http://schemas.microsoft.com/office/word/2010/wordprocessingGroup" xmlns:wpi="http://schemas.microsoft.com/office/word/2010/wordprocessingInk" xmlns:wne="http://schemas.microsoft.com/office/word/2006/wordml" xmlns:wps="http://schemas.microsoft.com/office/word/2010/wordprocessingShape" mc:Ignorable="w14 w15 w16se w16cid wp14">
+<w:ftr xmlns:wpc="http://schemas.microsoft.com/office/word/2010/wordprocessingCanvas" xmlns:mc="http://schemas.openxmlformats.org/markup-compatibility/2006" xmlns:o="urn:schemas-microsoft-com:office:office" xmlns:r="http://schemas.openxmlformats.org/officeDocument/2006/relationships" xmlns:m="http://schemas.openxmlformats.org/officeDocument/2006/math" xmlns:v="urn:schemas-microsoft-com:vml" xmlns:wp14="http://schemas.microsoft.com/office/word/2010/wordprocessingDrawing" xmlns:wp="http://schemas.openxmlformats.org/drawingml/2006/wordprocessingDrawing" xmlns:w10="urn:schemas-microsoft-com:office:word" xmlns:w="http://schemas.openxmlformats.org/wordprocessingml/2006/main" xmlns:w14="http://schemas.microsoft.com/office/word/2010/wordml" xmlns:w15="http://schemas.microsoft.com/office/word/2012/wordml" xmlns:wpg="http://schemas.microsoft.com/office/word/2010/wordprocessingGroup" xmlns:wpi="http://schemas.microsoft.com/office/word/2010/wordprocessingInk" xmlns:wne="http://schemas.microsoft.com/office/word/2006/wordml" xmlns:wps="http://schemas.microsoft.com/office/word/2010/wordprocessingShape" mc:Ignorable="w14 w15 wp14">
   <w:p>
     <w:pPr>
       <w:pStyle w:val="aa"/>
@@ -14156,7 +13740,7 @@
         <w:noProof/>
         <w:sz w:val="16"/>
         <w:szCs w:val="16"/>
-        <w:lang w:eastAsia="ru-RU"/>
+        <w:lang w:val="uk-UA" w:eastAsia="uk-UA"/>
       </w:rPr>
       <mc:AlternateContent>
         <mc:Choice Requires="wps">
@@ -14239,7 +13823,7 @@
             </wp:anchor>
           </w:drawing>
         </mc:Choice>
-        <mc:Fallback>
+        <mc:Fallback xmlns:w16se="http://schemas.microsoft.com/office/word/2015/wordml/symex" xmlns:w16cid="http://schemas.microsoft.com/office/word/2016/wordml/cid" xmlns:am3d="http://schemas.microsoft.com/office/drawing/2017/model3d" xmlns:aink="http://schemas.microsoft.com/office/drawing/2016/ink" xmlns:cx8="http://schemas.microsoft.com/office/drawing/2016/5/14/chartex" xmlns:cx7="http://schemas.microsoft.com/office/drawing/2016/5/13/chartex" xmlns:cx6="http://schemas.microsoft.com/office/drawing/2016/5/12/chartex" xmlns:cx5="http://schemas.microsoft.com/office/drawing/2016/5/11/chartex" xmlns:cx4="http://schemas.microsoft.com/office/drawing/2016/5/10/chartex" xmlns:cx3="http://schemas.microsoft.com/office/drawing/2016/5/9/chartex" xmlns:cx2="http://schemas.microsoft.com/office/drawing/2015/10/21/chartex" xmlns:cx1="http://schemas.microsoft.com/office/drawing/2015/9/8/chartex" xmlns:cx="http://schemas.microsoft.com/office/drawing/2014/chartex">
           <w:pict>
             <v:shapetype w14:anchorId="000E600F" id="_x0000_t202" coordsize="21600,21600" o:spt="202" path="m,l,21600r21600,l21600,xe">
               <v:stroke joinstyle="miter"/>
@@ -14295,7 +13879,7 @@
               <w:noProof/>
               <w:sz w:val="16"/>
               <w:szCs w:val="16"/>
-              <w:lang w:eastAsia="ru-RU"/>
+              <w:lang w:val="uk-UA" w:eastAsia="uk-UA"/>
             </w:rPr>
             <mc:AlternateContent>
               <mc:Choice Requires="wps">
@@ -14378,7 +13962,7 @@
                   </wp:anchor>
                 </w:drawing>
               </mc:Choice>
-              <mc:Fallback>
+              <mc:Fallback xmlns:w16se="http://schemas.microsoft.com/office/word/2015/wordml/symex" xmlns:w16cid="http://schemas.microsoft.com/office/word/2016/wordml/cid" xmlns:am3d="http://schemas.microsoft.com/office/drawing/2017/model3d" xmlns:aink="http://schemas.microsoft.com/office/drawing/2016/ink" xmlns:cx8="http://schemas.microsoft.com/office/drawing/2016/5/14/chartex" xmlns:cx7="http://schemas.microsoft.com/office/drawing/2016/5/13/chartex" xmlns:cx6="http://schemas.microsoft.com/office/drawing/2016/5/12/chartex" xmlns:cx5="http://schemas.microsoft.com/office/drawing/2016/5/11/chartex" xmlns:cx4="http://schemas.microsoft.com/office/drawing/2016/5/10/chartex" xmlns:cx3="http://schemas.microsoft.com/office/drawing/2016/5/9/chartex" xmlns:cx2="http://schemas.microsoft.com/office/drawing/2015/10/21/chartex" xmlns:cx1="http://schemas.microsoft.com/office/drawing/2015/9/8/chartex" xmlns:cx="http://schemas.microsoft.com/office/drawing/2014/chartex">
                 <w:pict>
                   <v:shape w14:anchorId="6E53A370" id="FooterRightsWATCHMark0" o:spid="_x0000_s1029" type="#_x0000_t202" alt="RightsWATCHMark-85db3b11-9c99-43b1-a3f2-f1864d17d80f" style="position:absolute;left:0;text-align:left;margin-left:186.55pt;margin-top:15.1pt;width:84pt;height:21pt;z-index:251658240;visibility:visible;mso-wrap-style:square;mso-width-percent:0;mso-height-percent:0;mso-wrap-distance-left:9pt;mso-wrap-distance-top:0;mso-wrap-distance-right:9pt;mso-wrap-distance-bottom:0;mso-position-horizontal:absolute;mso-position-horizontal-relative:margin;mso-position-vertical:absolute;mso-position-vertical-relative:bottom-margin-area;mso-width-percent:0;mso-height-percent:0;mso-width-relative:page;mso-height-relative:page;v-text-anchor:top" o:gfxdata="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" o:allowincell="f" filled="f" stroked="f">
                     <v:stroke joinstyle="round"/>
@@ -14569,7 +14153,7 @@
 </file>
 
 <file path=word/footnotes.xml><?xml version="1.0" encoding="utf-8"?>
-<w:footnotes xmlns:wpc="http://schemas.microsoft.com/office/word/2010/wordprocessingCanvas" xmlns:cx="http://schemas.microsoft.com/office/drawing/2014/chartex" xmlns:cx1="http://schemas.microsoft.com/office/drawing/2015/9/8/chartex" xmlns:cx2="http://schemas.microsoft.com/office/drawing/2015/10/21/chartex" xmlns:cx3="http://schemas.microsoft.com/office/drawing/2016/5/9/chartex" xmlns:cx4="http://schemas.microsoft.com/office/drawing/2016/5/10/chartex" xmlns:cx5="http://schemas.microsoft.com/office/drawing/2016/5/11/chartex" xmlns:cx6="http://schemas.microsoft.com/office/drawing/2016/5/12/chartex" xmlns:cx7="http://schemas.microsoft.com/office/drawing/2016/5/13/chartex" xmlns:cx8="http://schemas.microsoft.com/office/drawing/2016/5/14/chartex" xmlns:mc="http://schemas.openxmlformats.org/markup-compatibility/2006" xmlns:aink="http://schemas.microsoft.com/office/drawing/2016/ink" xmlns:am3d="http://schemas.microsoft.com/office/drawing/2017/model3d" xmlns:o="urn:schemas-microsoft-com:office:office" xmlns:r="http://schemas.openxmlformats.org/officeDocument/2006/relationships" xmlns:m="http://schemas.openxmlformats.org/officeDocument/2006/math" xmlns:v="urn:schemas-microsoft-com:vml" xmlns:wp14="http://schemas.microsoft.com/office/word/2010/wordprocessingDrawing" xmlns:wp="http://schemas.openxmlformats.org/drawingml/2006/wordprocessingDrawing" xmlns:w10="urn:schemas-microsoft-com:office:word" xmlns:w="http://schemas.openxmlformats.org/wordprocessingml/2006/main" xmlns:w14="http://schemas.microsoft.com/office/word/2010/wordml" xmlns:w15="http://schemas.microsoft.com/office/word/2012/wordml" xmlns:w16cid="http://schemas.microsoft.com/office/word/2016/wordml/cid" xmlns:w16se="http://schemas.microsoft.com/office/word/2015/wordml/symex" xmlns:wpg="http://schemas.microsoft.com/office/word/2010/wordprocessingGroup" xmlns:wpi="http://schemas.microsoft.com/office/word/2010/wordprocessingInk" xmlns:wne="http://schemas.microsoft.com/office/word/2006/wordml" xmlns:wps="http://schemas.microsoft.com/office/word/2010/wordprocessingShape" mc:Ignorable="w14 w15 w16se w16cid wp14">
+<w:footnotes xmlns:wpc="http://schemas.microsoft.com/office/word/2010/wordprocessingCanvas" xmlns:mc="http://schemas.openxmlformats.org/markup-compatibility/2006" xmlns:o="urn:schemas-microsoft-com:office:office" xmlns:r="http://schemas.openxmlformats.org/officeDocument/2006/relationships" xmlns:m="http://schemas.openxmlformats.org/officeDocument/2006/math" xmlns:v="urn:schemas-microsoft-com:vml" xmlns:wp14="http://schemas.microsoft.com/office/word/2010/wordprocessingDrawing" xmlns:wp="http://schemas.openxmlformats.org/drawingml/2006/wordprocessingDrawing" xmlns:w10="urn:schemas-microsoft-com:office:word" xmlns:w="http://schemas.openxmlformats.org/wordprocessingml/2006/main" xmlns:w14="http://schemas.microsoft.com/office/word/2010/wordml" xmlns:w15="http://schemas.microsoft.com/office/word/2012/wordml" xmlns:wpg="http://schemas.microsoft.com/office/word/2010/wordprocessingGroup" xmlns:wpi="http://schemas.microsoft.com/office/word/2010/wordprocessingInk" xmlns:wne="http://schemas.microsoft.com/office/word/2006/wordml" xmlns:wps="http://schemas.microsoft.com/office/word/2010/wordprocessingShape" mc:Ignorable="w14 w15 wp14">
   <w:footnote w:type="separator" w:id="-1">
     <w:p>
       <w:r>
@@ -14588,7 +14172,7 @@
 </file>
 
 <file path=word/header1.xml><?xml version="1.0" encoding="utf-8"?>
-<w:hdr xmlns:wpc="http://schemas.microsoft.com/office/word/2010/wordprocessingCanvas" xmlns:cx="http://schemas.microsoft.com/office/drawing/2014/chartex" xmlns:cx1="http://schemas.microsoft.com/office/drawing/2015/9/8/chartex" xmlns:cx2="http://schemas.microsoft.com/office/drawing/2015/10/21/chartex" xmlns:cx3="http://schemas.microsoft.com/office/drawing/2016/5/9/chartex" xmlns:cx4="http://schemas.microsoft.com/office/drawing/2016/5/10/chartex" xmlns:cx5="http://schemas.microsoft.com/office/drawing/2016/5/11/chartex" xmlns:cx6="http://schemas.microsoft.com/office/drawing/2016/5/12/chartex" xmlns:cx7="http://schemas.microsoft.com/office/drawing/2016/5/13/chartex" xmlns:cx8="http://schemas.microsoft.com/office/drawing/2016/5/14/chartex" xmlns:mc="http://schemas.openxmlformats.org/markup-compatibility/2006" xmlns:aink="http://schemas.microsoft.com/office/drawing/2016/ink" xmlns:am3d="http://schemas.microsoft.com/office/drawing/2017/model3d" xmlns:o="urn:schemas-microsoft-com:office:office" xmlns:r="http://schemas.openxmlformats.org/officeDocument/2006/relationships" xmlns:m="http://schemas.openxmlformats.org/officeDocument/2006/math" xmlns:v="urn:schemas-microsoft-com:vml" xmlns:wp14="http://schemas.microsoft.com/office/word/2010/wordprocessingDrawing" xmlns:wp="http://schemas.openxmlformats.org/drawingml/2006/wordprocessingDrawing" xmlns:w10="urn:schemas-microsoft-com:office:word" xmlns:w="http://schemas.openxmlformats.org/wordprocessingml/2006/main" xmlns:w14="http://schemas.microsoft.com/office/word/2010/wordml" xmlns:w15="http://schemas.microsoft.com/office/word/2012/wordml" xmlns:w16cid="http://schemas.microsoft.com/office/word/2016/wordml/cid" xmlns:w16se="http://schemas.microsoft.com/office/word/2015/wordml/symex" xmlns:wpg="http://schemas.microsoft.com/office/word/2010/wordprocessingGroup" xmlns:wpi="http://schemas.microsoft.com/office/word/2010/wordprocessingInk" xmlns:wne="http://schemas.microsoft.com/office/word/2006/wordml" xmlns:wps="http://schemas.microsoft.com/office/word/2010/wordprocessingShape" mc:Ignorable="w14 w15 w16se w16cid wp14">
+<w:hdr xmlns:wpc="http://schemas.microsoft.com/office/word/2010/wordprocessingCanvas" xmlns:mc="http://schemas.openxmlformats.org/markup-compatibility/2006" xmlns:o="urn:schemas-microsoft-com:office:office" xmlns:r="http://schemas.openxmlformats.org/officeDocument/2006/relationships" xmlns:m="http://schemas.openxmlformats.org/officeDocument/2006/math" xmlns:v="urn:schemas-microsoft-com:vml" xmlns:wp14="http://schemas.microsoft.com/office/word/2010/wordprocessingDrawing" xmlns:wp="http://schemas.openxmlformats.org/drawingml/2006/wordprocessingDrawing" xmlns:w10="urn:schemas-microsoft-com:office:word" xmlns:w="http://schemas.openxmlformats.org/wordprocessingml/2006/main" xmlns:w14="http://schemas.microsoft.com/office/word/2010/wordml" xmlns:w15="http://schemas.microsoft.com/office/word/2012/wordml" xmlns:wpg="http://schemas.microsoft.com/office/word/2010/wordprocessingGroup" xmlns:wpi="http://schemas.microsoft.com/office/word/2010/wordprocessingInk" xmlns:wne="http://schemas.microsoft.com/office/word/2006/wordml" xmlns:wps="http://schemas.microsoft.com/office/word/2010/wordprocessingShape" mc:Ignorable="w14 w15 wp14">
   <w:p>
     <w:pPr>
       <w:pStyle w:val="a8"/>
@@ -14668,7 +14252,7 @@
 </file>
 
 <file path=word/header2.xml><?xml version="1.0" encoding="utf-8"?>
-<w:hdr xmlns:wpc="http://schemas.microsoft.com/office/word/2010/wordprocessingCanvas" xmlns:cx="http://schemas.microsoft.com/office/drawing/2014/chartex" xmlns:cx1="http://schemas.microsoft.com/office/drawing/2015/9/8/chartex" xmlns:cx2="http://schemas.microsoft.com/office/drawing/2015/10/21/chartex" xmlns:cx3="http://schemas.microsoft.com/office/drawing/2016/5/9/chartex" xmlns:cx4="http://schemas.microsoft.com/office/drawing/2016/5/10/chartex" xmlns:cx5="http://schemas.microsoft.com/office/drawing/2016/5/11/chartex" xmlns:cx6="http://schemas.microsoft.com/office/drawing/2016/5/12/chartex" xmlns:cx7="http://schemas.microsoft.com/office/drawing/2016/5/13/chartex" xmlns:cx8="http://schemas.microsoft.com/office/drawing/2016/5/14/chartex" xmlns:mc="http://schemas.openxmlformats.org/markup-compatibility/2006" xmlns:aink="http://schemas.microsoft.com/office/drawing/2016/ink" xmlns:am3d="http://schemas.microsoft.com/office/drawing/2017/model3d" xmlns:o="urn:schemas-microsoft-com:office:office" xmlns:r="http://schemas.openxmlformats.org/officeDocument/2006/relationships" xmlns:m="http://schemas.openxmlformats.org/officeDocument/2006/math" xmlns:v="urn:schemas-microsoft-com:vml" xmlns:wp14="http://schemas.microsoft.com/office/word/2010/wordprocessingDrawing" xmlns:wp="http://schemas.openxmlformats.org/drawingml/2006/wordprocessingDrawing" xmlns:w10="urn:schemas-microsoft-com:office:word" xmlns:w="http://schemas.openxmlformats.org/wordprocessingml/2006/main" xmlns:w14="http://schemas.microsoft.com/office/word/2010/wordml" xmlns:w15="http://schemas.microsoft.com/office/word/2012/wordml" xmlns:w16cid="http://schemas.microsoft.com/office/word/2016/wordml/cid" xmlns:w16se="http://schemas.microsoft.com/office/word/2015/wordml/symex" xmlns:wpg="http://schemas.microsoft.com/office/word/2010/wordprocessingGroup" xmlns:wpi="http://schemas.microsoft.com/office/word/2010/wordprocessingInk" xmlns:wne="http://schemas.microsoft.com/office/word/2006/wordml" xmlns:wps="http://schemas.microsoft.com/office/word/2010/wordprocessingShape" mc:Ignorable="w14 w15 w16se w16cid wp14">
+<w:hdr xmlns:wpc="http://schemas.microsoft.com/office/word/2010/wordprocessingCanvas" xmlns:mc="http://schemas.openxmlformats.org/markup-compatibility/2006" xmlns:o="urn:schemas-microsoft-com:office:office" xmlns:r="http://schemas.openxmlformats.org/officeDocument/2006/relationships" xmlns:m="http://schemas.openxmlformats.org/officeDocument/2006/math" xmlns:v="urn:schemas-microsoft-com:vml" xmlns:wp14="http://schemas.microsoft.com/office/word/2010/wordprocessingDrawing" xmlns:wp="http://schemas.openxmlformats.org/drawingml/2006/wordprocessingDrawing" xmlns:w10="urn:schemas-microsoft-com:office:word" xmlns:w="http://schemas.openxmlformats.org/wordprocessingml/2006/main" xmlns:w14="http://schemas.microsoft.com/office/word/2010/wordml" xmlns:w15="http://schemas.microsoft.com/office/word/2012/wordml" xmlns:wpg="http://schemas.microsoft.com/office/word/2010/wordprocessingGroup" xmlns:wpi="http://schemas.microsoft.com/office/word/2010/wordprocessingInk" xmlns:wne="http://schemas.microsoft.com/office/word/2006/wordml" xmlns:wps="http://schemas.microsoft.com/office/word/2010/wordprocessingShape" mc:Ignorable="w14 w15 wp14">
   <w:p>
     <w:pPr>
       <w:pStyle w:val="a8"/>
@@ -14687,7 +14271,7 @@
         <w:noProof/>
         <w:sz w:val="16"/>
         <w:szCs w:val="16"/>
-        <w:lang w:eastAsia="ru-RU"/>
+        <w:lang w:val="uk-UA" w:eastAsia="uk-UA"/>
       </w:rPr>
       <mc:AlternateContent>
         <mc:Choice Requires="wps">
@@ -14770,7 +14354,7 @@
             </wp:anchor>
           </w:drawing>
         </mc:Choice>
-        <mc:Fallback>
+        <mc:Fallback xmlns:w16se="http://schemas.microsoft.com/office/word/2015/wordml/symex" xmlns:w16cid="http://schemas.microsoft.com/office/word/2016/wordml/cid" xmlns:am3d="http://schemas.microsoft.com/office/drawing/2017/model3d" xmlns:aink="http://schemas.microsoft.com/office/drawing/2016/ink" xmlns:cx8="http://schemas.microsoft.com/office/drawing/2016/5/14/chartex" xmlns:cx7="http://schemas.microsoft.com/office/drawing/2016/5/13/chartex" xmlns:cx6="http://schemas.microsoft.com/office/drawing/2016/5/12/chartex" xmlns:cx5="http://schemas.microsoft.com/office/drawing/2016/5/11/chartex" xmlns:cx4="http://schemas.microsoft.com/office/drawing/2016/5/10/chartex" xmlns:cx3="http://schemas.microsoft.com/office/drawing/2016/5/9/chartex" xmlns:cx2="http://schemas.microsoft.com/office/drawing/2015/10/21/chartex" xmlns:cx1="http://schemas.microsoft.com/office/drawing/2015/9/8/chartex" xmlns:cx="http://schemas.microsoft.com/office/drawing/2014/chartex">
           <w:pict>
             <v:shapetype w14:anchorId="389DBFCE" id="_x0000_t202" coordsize="21600,21600" o:spt="202" path="m,l,21600r21600,l21600,xe">
               <v:stroke joinstyle="miter"/>
@@ -14864,8 +14448,8 @@
 </file>
 
 <file path=word/numbering.xml><?xml version="1.0" encoding="utf-8"?>
-<w:numbering xmlns:wpc="http://schemas.microsoft.com/office/word/2010/wordprocessingCanvas" xmlns:cx="http://schemas.microsoft.com/office/drawing/2014/chartex" xmlns:cx1="http://schemas.microsoft.com/office/drawing/2015/9/8/chartex" xmlns:cx2="http://schemas.microsoft.com/office/drawing/2015/10/21/chartex" xmlns:cx3="http://schemas.microsoft.com/office/drawing/2016/5/9/chartex" xmlns:cx4="http://schemas.microsoft.com/office/drawing/2016/5/10/chartex" xmlns:cx5="http://schemas.microsoft.com/office/drawing/2016/5/11/chartex" xmlns:cx6="http://schemas.microsoft.com/office/drawing/2016/5/12/chartex" xmlns:cx7="http://schemas.microsoft.com/office/drawing/2016/5/13/chartex" xmlns:cx8="http://schemas.microsoft.com/office/drawing/2016/5/14/chartex" xmlns:mc="http://schemas.openxmlformats.org/markup-compatibility/2006" xmlns:aink="http://schemas.microsoft.com/office/drawing/2016/ink" xmlns:am3d="http://schemas.microsoft.com/office/drawing/2017/model3d" xmlns:o="urn:schemas-microsoft-com:office:office" xmlns:r="http://schemas.openxmlformats.org/officeDocument/2006/relationships" xmlns:m="http://schemas.openxmlformats.org/officeDocument/2006/math" xmlns:v="urn:schemas-microsoft-com:vml" xmlns:wp14="http://schemas.microsoft.com/office/word/2010/wordprocessingDrawing" xmlns:wp="http://schemas.openxmlformats.org/drawingml/2006/wordprocessingDrawing" xmlns:w10="urn:schemas-microsoft-com:office:word" xmlns:w="http://schemas.openxmlformats.org/wordprocessingml/2006/main" xmlns:w14="http://schemas.microsoft.com/office/word/2010/wordml" xmlns:w15="http://schemas.microsoft.com/office/word/2012/wordml" xmlns:w16cid="http://schemas.microsoft.com/office/word/2016/wordml/cid" xmlns:w16se="http://schemas.microsoft.com/office/word/2015/wordml/symex" xmlns:wpg="http://schemas.microsoft.com/office/word/2010/wordprocessingGroup" xmlns:wpi="http://schemas.microsoft.com/office/word/2010/wordprocessingInk" xmlns:wne="http://schemas.microsoft.com/office/word/2006/wordml" xmlns:wps="http://schemas.microsoft.com/office/word/2010/wordprocessingShape" mc:Ignorable="w14 w15 w16se w16cid wp14">
-  <w:abstractNum w:abstractNumId="0" w15:restartNumberingAfterBreak="0">
+<w:numbering xmlns:wpc="http://schemas.microsoft.com/office/word/2010/wordprocessingCanvas" xmlns:mc="http://schemas.openxmlformats.org/markup-compatibility/2006" xmlns:o="urn:schemas-microsoft-com:office:office" xmlns:r="http://schemas.openxmlformats.org/officeDocument/2006/relationships" xmlns:m="http://schemas.openxmlformats.org/officeDocument/2006/math" xmlns:v="urn:schemas-microsoft-com:vml" xmlns:wp14="http://schemas.microsoft.com/office/word/2010/wordprocessingDrawing" xmlns:wp="http://schemas.openxmlformats.org/drawingml/2006/wordprocessingDrawing" xmlns:w10="urn:schemas-microsoft-com:office:word" xmlns:w="http://schemas.openxmlformats.org/wordprocessingml/2006/main" xmlns:w14="http://schemas.microsoft.com/office/word/2010/wordml" xmlns:w15="http://schemas.microsoft.com/office/word/2012/wordml" xmlns:wpg="http://schemas.microsoft.com/office/word/2010/wordprocessingGroup" xmlns:wpi="http://schemas.microsoft.com/office/word/2010/wordprocessingInk" xmlns:wne="http://schemas.microsoft.com/office/word/2006/wordml" xmlns:wps="http://schemas.microsoft.com/office/word/2010/wordprocessingShape" mc:Ignorable="w14 w15 wp14">
+  <w:abstractNum w:abstractNumId="0">
     <w:nsid w:val="FFFFFF89"/>
     <w:multiLevelType w:val="singleLevel"/>
     <w:tmpl w:val="EEA61E54"/>
@@ -14885,7 +14469,7 @@
       </w:rPr>
     </w:lvl>
   </w:abstractNum>
-  <w:abstractNum w:abstractNumId="1" w15:restartNumberingAfterBreak="0">
+  <w:abstractNum w:abstractNumId="1">
     <w:nsid w:val="02762942"/>
     <w:multiLevelType w:val="hybridMultilevel"/>
     <w:tmpl w:val="DA54739A"/>
@@ -14974,7 +14558,7 @@
       </w:pPr>
     </w:lvl>
   </w:abstractNum>
-  <w:abstractNum w:abstractNumId="2" w15:restartNumberingAfterBreak="0">
+  <w:abstractNum w:abstractNumId="2">
     <w:nsid w:val="06EB21AC"/>
     <w:multiLevelType w:val="multilevel"/>
     <w:tmpl w:val="FC5AC65C"/>
@@ -15087,7 +14671,7 @@
       </w:rPr>
     </w:lvl>
   </w:abstractNum>
-  <w:abstractNum w:abstractNumId="3" w15:restartNumberingAfterBreak="0">
+  <w:abstractNum w:abstractNumId="3">
     <w:nsid w:val="22D32C23"/>
     <w:multiLevelType w:val="singleLevel"/>
     <w:tmpl w:val="D27802CE"/>
@@ -15107,7 +14691,7 @@
       </w:rPr>
     </w:lvl>
   </w:abstractNum>
-  <w:abstractNum w:abstractNumId="4" w15:restartNumberingAfterBreak="0">
+  <w:abstractNum w:abstractNumId="4">
     <w:nsid w:val="23EC3B67"/>
     <w:multiLevelType w:val="multilevel"/>
     <w:tmpl w:val="4D54E99E"/>
@@ -15220,7 +14804,7 @@
       </w:rPr>
     </w:lvl>
   </w:abstractNum>
-  <w:abstractNum w:abstractNumId="5" w15:restartNumberingAfterBreak="0">
+  <w:abstractNum w:abstractNumId="5">
     <w:nsid w:val="345853A5"/>
     <w:multiLevelType w:val="multilevel"/>
     <w:tmpl w:val="024EA576"/>
@@ -15319,7 +14903,7 @@
       </w:pPr>
     </w:lvl>
   </w:abstractNum>
-  <w:abstractNum w:abstractNumId="6" w15:restartNumberingAfterBreak="0">
+  <w:abstractNum w:abstractNumId="6">
     <w:nsid w:val="3C390F2E"/>
     <w:multiLevelType w:val="multilevel"/>
     <w:tmpl w:val="E708BBC8"/>
@@ -15452,7 +15036,7 @@
       </w:rPr>
     </w:lvl>
   </w:abstractNum>
-  <w:abstractNum w:abstractNumId="7" w15:restartNumberingAfterBreak="0">
+  <w:abstractNum w:abstractNumId="7">
     <w:nsid w:val="3ED52E7B"/>
     <w:multiLevelType w:val="hybridMultilevel"/>
     <w:tmpl w:val="ACA239D4"/>
@@ -15565,7 +15149,7 @@
       </w:rPr>
     </w:lvl>
   </w:abstractNum>
-  <w:abstractNum w:abstractNumId="8" w15:restartNumberingAfterBreak="0">
+  <w:abstractNum w:abstractNumId="8">
     <w:nsid w:val="405C4A2E"/>
     <w:multiLevelType w:val="hybridMultilevel"/>
     <w:tmpl w:val="1DEC67D2"/>
@@ -15654,7 +15238,7 @@
       </w:pPr>
     </w:lvl>
   </w:abstractNum>
-  <w:abstractNum w:abstractNumId="9" w15:restartNumberingAfterBreak="0">
+  <w:abstractNum w:abstractNumId="9">
     <w:nsid w:val="41FB786E"/>
     <w:multiLevelType w:val="multilevel"/>
     <w:tmpl w:val="CA22171A"/>
@@ -15767,7 +15351,7 @@
       </w:rPr>
     </w:lvl>
   </w:abstractNum>
-  <w:abstractNum w:abstractNumId="10" w15:restartNumberingAfterBreak="0">
+  <w:abstractNum w:abstractNumId="10">
     <w:nsid w:val="48BB6028"/>
     <w:multiLevelType w:val="multilevel"/>
     <w:tmpl w:val="6F325190"/>
@@ -15880,7 +15464,7 @@
       </w:rPr>
     </w:lvl>
   </w:abstractNum>
-  <w:abstractNum w:abstractNumId="11" w15:restartNumberingAfterBreak="0">
+  <w:abstractNum w:abstractNumId="11">
     <w:nsid w:val="49BA28D6"/>
     <w:multiLevelType w:val="hybridMultilevel"/>
     <w:tmpl w:val="58844638"/>
@@ -15970,7 +15554,7 @@
       </w:pPr>
     </w:lvl>
   </w:abstractNum>
-  <w:abstractNum w:abstractNumId="12" w15:restartNumberingAfterBreak="0">
+  <w:abstractNum w:abstractNumId="12">
     <w:nsid w:val="5CD51389"/>
     <w:multiLevelType w:val="hybridMultilevel"/>
     <w:tmpl w:val="46405186"/>
@@ -16083,7 +15667,7 @@
       </w:pPr>
     </w:lvl>
   </w:abstractNum>
-  <w:abstractNum w:abstractNumId="13" w15:restartNumberingAfterBreak="0">
+  <w:abstractNum w:abstractNumId="13">
     <w:nsid w:val="5DA256FA"/>
     <w:multiLevelType w:val="multilevel"/>
     <w:tmpl w:val="F886DC68"/>
@@ -16196,7 +15780,7 @@
       </w:rPr>
     </w:lvl>
   </w:abstractNum>
-  <w:abstractNum w:abstractNumId="14" w15:restartNumberingAfterBreak="0">
+  <w:abstractNum w:abstractNumId="14">
     <w:nsid w:val="69484111"/>
     <w:multiLevelType w:val="multilevel"/>
     <w:tmpl w:val="24DC614C"/>
@@ -16319,7 +15903,7 @@
       </w:rPr>
     </w:lvl>
   </w:abstractNum>
-  <w:abstractNum w:abstractNumId="15" w15:restartNumberingAfterBreak="0">
+  <w:abstractNum w:abstractNumId="15">
     <w:nsid w:val="797144E9"/>
     <w:multiLevelType w:val="hybridMultilevel"/>
     <w:tmpl w:val="A88814E4"/>
@@ -16405,7 +15989,7 @@
       </w:pPr>
     </w:lvl>
   </w:abstractNum>
-  <w:abstractNum w:abstractNumId="16" w15:restartNumberingAfterBreak="0">
+  <w:abstractNum w:abstractNumId="16">
     <w:nsid w:val="7AA7255E"/>
     <w:multiLevelType w:val="hybridMultilevel"/>
     <w:tmpl w:val="8A1A955A"/>
@@ -16573,7 +16157,7 @@
 </file>
 
 <file path=word/styles.xml><?xml version="1.0" encoding="utf-8"?>
-<w:styles xmlns:mc="http://schemas.openxmlformats.org/markup-compatibility/2006" xmlns:r="http://schemas.openxmlformats.org/officeDocument/2006/relationships" xmlns:w="http://schemas.openxmlformats.org/wordprocessingml/2006/main" xmlns:w14="http://schemas.microsoft.com/office/word/2010/wordml" xmlns:w15="http://schemas.microsoft.com/office/word/2012/wordml" xmlns:w16cid="http://schemas.microsoft.com/office/word/2016/wordml/cid" xmlns:w16se="http://schemas.microsoft.com/office/word/2015/wordml/symex" mc:Ignorable="w14 w15 w16se w16cid">
+<w:styles xmlns:mc="http://schemas.openxmlformats.org/markup-compatibility/2006" xmlns:r="http://schemas.openxmlformats.org/officeDocument/2006/relationships" xmlns:w="http://schemas.openxmlformats.org/wordprocessingml/2006/main" xmlns:w14="http://schemas.microsoft.com/office/word/2010/wordml" xmlns:w15="http://schemas.microsoft.com/office/word/2012/wordml" mc:Ignorable="w14 w15">
   <w:docDefaults>
     <w:rPrDefault>
       <w:rPr>
@@ -16589,7 +16173,7 @@
       </w:pPr>
     </w:pPrDefault>
   </w:docDefaults>
-  <w:latentStyles w:defLockedState="0" w:defUIPriority="99" w:defSemiHidden="0" w:defUnhideWhenUsed="0" w:defQFormat="0" w:count="375">
+  <w:latentStyles w:defLockedState="0" w:defUIPriority="99" w:defSemiHidden="0" w:defUnhideWhenUsed="0" w:defQFormat="0" w:count="371">
     <w:lsdException w:name="Normal" w:uiPriority="0" w:qFormat="1"/>
     <w:lsdException w:name="heading 1" w:uiPriority="0" w:qFormat="1"/>
     <w:lsdException w:name="heading 2" w:semiHidden="1" w:uiPriority="0" w:unhideWhenUsed="1" w:qFormat="1"/>
@@ -16961,10 +16545,6 @@
     <w:lsdException w:name="List Table 5 Dark Accent 6" w:uiPriority="50"/>
     <w:lsdException w:name="List Table 6 Colorful Accent 6" w:uiPriority="51"/>
     <w:lsdException w:name="List Table 7 Colorful Accent 6" w:uiPriority="52"/>
-    <w:lsdException w:name="Mention" w:semiHidden="1" w:unhideWhenUsed="1"/>
-    <w:lsdException w:name="Smart Hyperlink" w:semiHidden="1" w:unhideWhenUsed="1"/>
-    <w:lsdException w:name="Hashtag" w:semiHidden="1" w:unhideWhenUsed="1"/>
-    <w:lsdException w:name="Unresolved Mention" w:semiHidden="1" w:unhideWhenUsed="1"/>
   </w:latentStyles>
   <w:style w:type="paragraph" w:default="1" w:styleId="a">
     <w:name w:val="Normal"/>
@@ -17308,7 +16888,7 @@
     </w:rPr>
   </w:style>
   <w:style w:type="character" w:customStyle="1" w:styleId="ad">
-    <w:name w:val="Заголовок Знак"/>
+    <w:name w:val="Название Знак"/>
     <w:basedOn w:val="a0"/>
     <w:link w:val="ac"/>
     <w:rsid w:val="002423EE"/>
@@ -17387,6 +16967,7 @@
       <w:lang w:eastAsia="uk-UA"/>
     </w:rPr>
     <w:tblPr>
+      <w:tblInd w:w="0" w:type="dxa"/>
       <w:tblBorders>
         <w:top w:val="single" w:sz="4" w:space="0" w:color="auto"/>
         <w:left w:val="single" w:sz="4" w:space="0" w:color="auto"/>
@@ -17395,6 +16976,12 @@
         <w:insideH w:val="single" w:sz="4" w:space="0" w:color="auto"/>
         <w:insideV w:val="single" w:sz="4" w:space="0" w:color="auto"/>
       </w:tblBorders>
+      <w:tblCellMar>
+        <w:top w:w="0" w:type="dxa"/>
+        <w:left w:w="108" w:type="dxa"/>
+        <w:bottom w:w="0" w:type="dxa"/>
+        <w:right w:w="108" w:type="dxa"/>
+      </w:tblCellMar>
     </w:tblPr>
   </w:style>
   <w:style w:type="paragraph" w:styleId="af3">
@@ -17711,7 +17298,7 @@
 </file>
 
 <file path=word/glossary/document.xml><?xml version="1.0" encoding="utf-8"?>
-<w:glossaryDocument xmlns:wpc="http://schemas.microsoft.com/office/word/2010/wordprocessingCanvas" xmlns:cx="http://schemas.microsoft.com/office/drawing/2014/chartex" xmlns:cx1="http://schemas.microsoft.com/office/drawing/2015/9/8/chartex" xmlns:cx2="http://schemas.microsoft.com/office/drawing/2015/10/21/chartex" xmlns:cx3="http://schemas.microsoft.com/office/drawing/2016/5/9/chartex" xmlns:cx4="http://schemas.microsoft.com/office/drawing/2016/5/10/chartex" xmlns:cx5="http://schemas.microsoft.com/office/drawing/2016/5/11/chartex" xmlns:cx6="http://schemas.microsoft.com/office/drawing/2016/5/12/chartex" xmlns:cx7="http://schemas.microsoft.com/office/drawing/2016/5/13/chartex" xmlns:cx8="http://schemas.microsoft.com/office/drawing/2016/5/14/chartex" xmlns:mc="http://schemas.openxmlformats.org/markup-compatibility/2006" xmlns:aink="http://schemas.microsoft.com/office/drawing/2016/ink" xmlns:am3d="http://schemas.microsoft.com/office/drawing/2017/model3d" xmlns:o="urn:schemas-microsoft-com:office:office" xmlns:r="http://schemas.openxmlformats.org/officeDocument/2006/relationships" xmlns:m="http://schemas.openxmlformats.org/officeDocument/2006/math" xmlns:v="urn:schemas-microsoft-com:vml" xmlns:wp14="http://schemas.microsoft.com/office/word/2010/wordprocessingDrawing" xmlns:wp="http://schemas.openxmlformats.org/drawingml/2006/wordprocessingDrawing" xmlns:w10="urn:schemas-microsoft-com:office:word" xmlns:w="http://schemas.openxmlformats.org/wordprocessingml/2006/main" xmlns:w14="http://schemas.microsoft.com/office/word/2010/wordml" xmlns:w15="http://schemas.microsoft.com/office/word/2012/wordml" xmlns:w16cid="http://schemas.microsoft.com/office/word/2016/wordml/cid" xmlns:w16se="http://schemas.microsoft.com/office/word/2015/wordml/symex" xmlns:wpg="http://schemas.microsoft.com/office/word/2010/wordprocessingGroup" xmlns:wpi="http://schemas.microsoft.com/office/word/2010/wordprocessingInk" xmlns:wne="http://schemas.microsoft.com/office/word/2006/wordml" xmlns:wps="http://schemas.microsoft.com/office/word/2010/wordprocessingShape" mc:Ignorable="w14 w15 w16se w16cid wp14">
+<w:glossaryDocument xmlns:wpc="http://schemas.microsoft.com/office/word/2010/wordprocessingCanvas" xmlns:mc="http://schemas.openxmlformats.org/markup-compatibility/2006" xmlns:o="urn:schemas-microsoft-com:office:office" xmlns:r="http://schemas.openxmlformats.org/officeDocument/2006/relationships" xmlns:m="http://schemas.openxmlformats.org/officeDocument/2006/math" xmlns:v="urn:schemas-microsoft-com:vml" xmlns:wp14="http://schemas.microsoft.com/office/word/2010/wordprocessingDrawing" xmlns:wp="http://schemas.openxmlformats.org/drawingml/2006/wordprocessingDrawing" xmlns:w10="urn:schemas-microsoft-com:office:word" xmlns:w="http://schemas.openxmlformats.org/wordprocessingml/2006/main" xmlns:w14="http://schemas.microsoft.com/office/word/2010/wordml" xmlns:w15="http://schemas.microsoft.com/office/word/2012/wordml" xmlns:wpg="http://schemas.microsoft.com/office/word/2010/wordprocessingGroup" xmlns:wpi="http://schemas.microsoft.com/office/word/2010/wordprocessingInk" xmlns:wne="http://schemas.microsoft.com/office/word/2006/wordml" xmlns:wps="http://schemas.microsoft.com/office/word/2010/wordprocessingShape" mc:Ignorable="w14 w15 wp14">
   <w:docParts>
     <w:docPart>
       <w:docPartPr>
@@ -18577,7 +18164,7 @@
 </file>
 
 <file path=word/glossary/fontTable.xml><?xml version="1.0" encoding="utf-8"?>
-<w:fonts xmlns:mc="http://schemas.openxmlformats.org/markup-compatibility/2006" xmlns:r="http://schemas.openxmlformats.org/officeDocument/2006/relationships" xmlns:w="http://schemas.openxmlformats.org/wordprocessingml/2006/main" xmlns:w14="http://schemas.microsoft.com/office/word/2010/wordml" xmlns:w15="http://schemas.microsoft.com/office/word/2012/wordml" xmlns:w16cid="http://schemas.microsoft.com/office/word/2016/wordml/cid" xmlns:w16se="http://schemas.microsoft.com/office/word/2015/wordml/symex" mc:Ignorable="w14 w15 w16se w16cid">
+<w:fonts xmlns:mc="http://schemas.openxmlformats.org/markup-compatibility/2006" xmlns:r="http://schemas.openxmlformats.org/officeDocument/2006/relationships" xmlns:w="http://schemas.openxmlformats.org/wordprocessingml/2006/main" xmlns:w14="http://schemas.microsoft.com/office/word/2010/wordml" xmlns:w15="http://schemas.microsoft.com/office/word/2012/wordml" mc:Ignorable="w14 w15">
   <w:font w:name="Symbol">
     <w:panose1 w:val="05050102010706020507"/>
     <w:charset w:val="02"/>
@@ -18611,22 +18198,23 @@
     <w:charset w:val="CC"/>
     <w:family w:val="swiss"/>
     <w:pitch w:val="variable"/>
-    <w:sig w:usb0="E0002EFF" w:usb1="C000247B" w:usb2="00000009" w:usb3="00000000" w:csb0="000001FF" w:csb1="00000000"/>
+    <w:sig w:usb0="E0002AFF" w:usb1="C000247B" w:usb2="00000009" w:usb3="00000000" w:csb0="000001FF" w:csb1="00000000"/>
   </w:font>
   <w:font w:name="MS Mincho">
     <w:altName w:val="ＭＳ 明朝"/>
     <w:panose1 w:val="02020609040205080304"/>
     <w:charset w:val="80"/>
-    <w:family w:val="modern"/>
+    <w:family w:val="roman"/>
+    <w:notTrueType/>
     <w:pitch w:val="fixed"/>
-    <w:sig w:usb0="E00002FF" w:usb1="6AC7FDFB" w:usb2="08000012" w:usb3="00000000" w:csb0="0002009F" w:csb1="00000000"/>
+    <w:sig w:usb0="00000001" w:usb1="08070000" w:usb2="00000010" w:usb3="00000000" w:csb0="00020000" w:csb1="00000000"/>
   </w:font>
   <w:font w:name="Cambria">
     <w:panose1 w:val="02040503050406030204"/>
     <w:charset w:val="CC"/>
     <w:family w:val="roman"/>
     <w:pitch w:val="variable"/>
-    <w:sig w:usb0="E00006FF" w:usb1="420024FF" w:usb2="02000000" w:usb3="00000000" w:csb0="0000019F" w:csb1="00000000"/>
+    <w:sig w:usb0="E00002FF" w:usb1="400004FF" w:usb2="00000000" w:usb3="00000000" w:csb0="0000019F" w:csb1="00000000"/>
   </w:font>
   <w:font w:name="Tahoma">
     <w:panose1 w:val="020B0604030504040204"/>
@@ -18644,11 +18232,12 @@
   </w:font>
   <w:font w:name="PMingLiU">
     <w:altName w:val="新細明體"/>
-    <w:panose1 w:val="02010601000101010101"/>
+    <w:panose1 w:val="02020500000000000000"/>
     <w:charset w:val="88"/>
-    <w:family w:val="roman"/>
+    <w:family w:val="auto"/>
+    <w:notTrueType/>
     <w:pitch w:val="variable"/>
-    <w:sig w:usb0="A00002FF" w:usb1="28CFFCFA" w:usb2="00000016" w:usb3="00000000" w:csb0="00100001" w:csb1="00000000"/>
+    <w:sig w:usb0="00000001" w:usb1="08080000" w:usb2="00000010" w:usb3="00000000" w:csb0="00100000" w:csb1="00000000"/>
   </w:font>
   <w:font w:name="Consolas">
     <w:panose1 w:val="020B0609020204030204"/>
@@ -18669,7 +18258,7 @@
     <w:charset w:val="CC"/>
     <w:family w:val="swiss"/>
     <w:pitch w:val="variable"/>
-    <w:sig w:usb0="E0002EFF" w:usb1="C000785B" w:usb2="00000009" w:usb3="00000000" w:csb0="000001FF" w:csb1="00000000"/>
+    <w:sig w:usb0="E0002EFF" w:usb1="C0007843" w:usb2="00000009" w:usb3="00000000" w:csb0="000001FF" w:csb1="00000000"/>
   </w:font>
   <w:font w:name="Calibri Light">
     <w:panose1 w:val="020F0302020204030204"/>
@@ -18682,9 +18271,10 @@
 </file>
 
 <file path=word/glossary/settings.xml><?xml version="1.0" encoding="utf-8"?>
-<w:settings xmlns:mc="http://schemas.openxmlformats.org/markup-compatibility/2006" xmlns:o="urn:schemas-microsoft-com:office:office" xmlns:r="http://schemas.openxmlformats.org/officeDocument/2006/relationships" xmlns:m="http://schemas.openxmlformats.org/officeDocument/2006/math" xmlns:v="urn:schemas-microsoft-com:vml" xmlns:w10="urn:schemas-microsoft-com:office:word" xmlns:w="http://schemas.openxmlformats.org/wordprocessingml/2006/main" xmlns:w14="http://schemas.microsoft.com/office/word/2010/wordml" xmlns:w15="http://schemas.microsoft.com/office/word/2012/wordml" xmlns:w16cid="http://schemas.microsoft.com/office/word/2016/wordml/cid" xmlns:w16se="http://schemas.microsoft.com/office/word/2015/wordml/symex" xmlns:sl="http://schemas.openxmlformats.org/schemaLibrary/2006/main" mc:Ignorable="w14 w15 w16se w16cid">
+<w:settings xmlns:mc="http://schemas.openxmlformats.org/markup-compatibility/2006" xmlns:o="urn:schemas-microsoft-com:office:office" xmlns:r="http://schemas.openxmlformats.org/officeDocument/2006/relationships" xmlns:m="http://schemas.openxmlformats.org/officeDocument/2006/math" xmlns:v="urn:schemas-microsoft-com:vml" xmlns:w10="urn:schemas-microsoft-com:office:word" xmlns:w="http://schemas.openxmlformats.org/wordprocessingml/2006/main" xmlns:w14="http://schemas.microsoft.com/office/word/2010/wordml" xmlns:w15="http://schemas.microsoft.com/office/word/2012/wordml" xmlns:sl="http://schemas.openxmlformats.org/schemaLibrary/2006/main" mc:Ignorable="w14 w15">
   <w:view w:val="normal"/>
   <w:defaultTabStop w:val="720"/>
+  <w:hyphenationZone w:val="425"/>
   <w:characterSpacingControl w:val="doNotCompress"/>
   <w:compat>
     <w:useFELayout/>
@@ -18693,10 +18283,10 @@
     <w:compatSetting w:name="enableOpenTypeFeatures" w:uri="http://schemas.microsoft.com/office/word" w:val="1"/>
     <w:compatSetting w:name="doNotFlipMirrorIndents" w:uri="http://schemas.microsoft.com/office/word" w:val="1"/>
     <w:compatSetting w:name="differentiateMultirowTableHeaders" w:uri="http://schemas.microsoft.com/office/word" w:val="1"/>
-    <w:compatSetting w:name="useWord2013TrackBottomHyphenation" w:uri="http://schemas.microsoft.com/office/word" w:val="0"/>
   </w:compat>
   <w:rsids>
     <w:rsidRoot w:val="000976E7"/>
+    <w:rsid w:val="00062732"/>
     <w:rsid w:val="000976E7"/>
     <w:rsid w:val="00346FEA"/>
     <w:rsid w:val="00362361"/>
@@ -18717,7 +18307,7 @@
     <m:intLim m:val="subSup"/>
     <m:naryLim m:val="undOvr"/>
   </m:mathPr>
-  <w:themeFontLang w:val="ru-UA"/>
+  <w:themeFontLang/>
   <w:clrSchemeMapping w:bg1="light1" w:t1="dark1" w:bg2="light2" w:t2="dark2" w:accent1="accent1" w:accent2="accent2" w:accent3="accent3" w:accent4="accent4" w:accent5="accent5" w:accent6="accent6" w:hyperlink="hyperlink" w:followedHyperlink="followedHyperlink"/>
   <w:decimalSymbol w:val=","/>
   <w:listSeparator w:val=";"/>
@@ -18726,14 +18316,14 @@
 </file>
 
 <file path=word/glossary/styles.xml><?xml version="1.0" encoding="utf-8"?>
-<w:styles xmlns:mc="http://schemas.openxmlformats.org/markup-compatibility/2006" xmlns:r="http://schemas.openxmlformats.org/officeDocument/2006/relationships" xmlns:w="http://schemas.openxmlformats.org/wordprocessingml/2006/main" xmlns:w14="http://schemas.microsoft.com/office/word/2010/wordml" xmlns:w15="http://schemas.microsoft.com/office/word/2012/wordml" xmlns:w16cid="http://schemas.microsoft.com/office/word/2016/wordml/cid" xmlns:w16se="http://schemas.microsoft.com/office/word/2015/wordml/symex" mc:Ignorable="w14 w15 w16se w16cid">
+<w:styles xmlns:mc="http://schemas.openxmlformats.org/markup-compatibility/2006" xmlns:r="http://schemas.openxmlformats.org/officeDocument/2006/relationships" xmlns:w="http://schemas.openxmlformats.org/wordprocessingml/2006/main" xmlns:w14="http://schemas.microsoft.com/office/word/2010/wordml" xmlns:w15="http://schemas.microsoft.com/office/word/2012/wordml" mc:Ignorable="w14 w15">
   <w:docDefaults>
     <w:rPrDefault>
       <w:rPr>
         <w:rFonts w:asciiTheme="minorHAnsi" w:eastAsiaTheme="minorEastAsia" w:hAnsiTheme="minorHAnsi" w:cstheme="minorBidi"/>
         <w:sz w:val="22"/>
         <w:szCs w:val="22"/>
-        <w:lang w:val="ru-UA" w:eastAsia="ru-UA" w:bidi="ar-SA"/>
+        <w:lang w:val="aa-ET" w:eastAsia="aa-ET" w:bidi="ar-SA"/>
       </w:rPr>
     </w:rPrDefault>
     <w:pPrDefault>
@@ -18742,7 +18332,7 @@
       </w:pPr>
     </w:pPrDefault>
   </w:docDefaults>
-  <w:latentStyles w:defLockedState="0" w:defUIPriority="99" w:defSemiHidden="0" w:defUnhideWhenUsed="0" w:defQFormat="0" w:count="375">
+  <w:latentStyles w:defLockedState="0" w:defUIPriority="99" w:defSemiHidden="0" w:defUnhideWhenUsed="0" w:defQFormat="0" w:count="371">
     <w:lsdException w:name="Normal" w:uiPriority="0" w:qFormat="1"/>
     <w:lsdException w:name="heading 1" w:uiPriority="9" w:qFormat="1"/>
     <w:lsdException w:name="heading 2" w:semiHidden="1" w:uiPriority="9" w:unhideWhenUsed="1" w:qFormat="1"/>
@@ -19114,10 +18704,6 @@
     <w:lsdException w:name="List Table 5 Dark Accent 6" w:uiPriority="50"/>
     <w:lsdException w:name="List Table 6 Colorful Accent 6" w:uiPriority="51"/>
     <w:lsdException w:name="List Table 7 Colorful Accent 6" w:uiPriority="52"/>
-    <w:lsdException w:name="Mention" w:semiHidden="1" w:unhideWhenUsed="1"/>
-    <w:lsdException w:name="Smart Hyperlink" w:semiHidden="1" w:unhideWhenUsed="1"/>
-    <w:lsdException w:name="Hashtag" w:semiHidden="1" w:unhideWhenUsed="1"/>
-    <w:lsdException w:name="Unresolved Mention" w:semiHidden="1" w:unhideWhenUsed="1"/>
   </w:latentStyles>
   <w:style w:type="paragraph" w:default="1" w:styleId="a">
     <w:name w:val="Normal"/>
@@ -19292,7 +18878,7 @@
 </file>
 
 <file path=word/glossary/webSettings.xml><?xml version="1.0" encoding="utf-8"?>
-<w:webSettings xmlns:mc="http://schemas.openxmlformats.org/markup-compatibility/2006" xmlns:r="http://schemas.openxmlformats.org/officeDocument/2006/relationships" xmlns:w="http://schemas.openxmlformats.org/wordprocessingml/2006/main" xmlns:w14="http://schemas.microsoft.com/office/word/2010/wordml" xmlns:w15="http://schemas.microsoft.com/office/word/2012/wordml" xmlns:w16cid="http://schemas.microsoft.com/office/word/2016/wordml/cid" xmlns:w16se="http://schemas.microsoft.com/office/word/2015/wordml/symex" mc:Ignorable="w14 w15 w16se w16cid">
+<w:webSettings xmlns:mc="http://schemas.openxmlformats.org/markup-compatibility/2006" xmlns:r="http://schemas.openxmlformats.org/officeDocument/2006/relationships" xmlns:w="http://schemas.openxmlformats.org/wordprocessingml/2006/main" xmlns:w14="http://schemas.microsoft.com/office/word/2010/wordml" xmlns:w15="http://schemas.microsoft.com/office/word/2012/wordml" mc:Ignorable="w14 w15">
   <w:optimizeForBrowser/>
   <w:allowPNG/>
 </w:webSettings>
@@ -19582,7 +19168,7 @@
 </file>
 
 <file path=customXml/item1.xml><?xml version="1.0" encoding="utf-8"?>
-<XMLData TextToDisplay="RightsWATCHMark">16|lifecell-2Partners-Confidential|{00000000-0000-0000-0000-000000000000}</XMLData>
+<XMLData TextToDisplay="%CLASSIFICATIONDATETIME%">11:32 13/04/2017</XMLData>
 </file>
 
 <file path=customXml/item2.xml><?xml version="1.0" encoding="utf-8"?>
@@ -19590,11 +19176,11 @@
 </file>
 
 <file path=customXml/item3.xml><?xml version="1.0" encoding="utf-8"?>
-<XMLData TextToDisplay="%CLASSIFICATIONDATETIME%">11:32 13/04/2017</XMLData>
+<XMLData TextToDisplay="RightsWATCHMark">16|lifecell-2Partners-Confidential|{00000000-0000-0000-0000-000000000000}</XMLData>
 </file>
 
 <file path=customXml/item4.xml><?xml version="1.0" encoding="utf-8"?>
-<XMLData TextToDisplay="%HOSTNAME%">HORNOTE-571S-2.astelit.ukr</XMLData>
+<XMLData TextToDisplay="%DOCUMENTGUID%">{00000000-0000-0000-0000-000000000000}</XMLData>
 </file>
 
 <file path=customXml/item5.xml><?xml version="1.0" encoding="utf-8"?>
@@ -19602,7 +19188,7 @@
 </file>
 
 <file path=customXml/item6.xml><?xml version="1.0" encoding="utf-8"?>
-<XMLData TextToDisplay="%DOCUMENTGUID%">{00000000-0000-0000-0000-000000000000}</XMLData>
+<XMLData TextToDisplay="%HOSTNAME%">HORNOTE-571S-2.astelit.ukr</XMLData>
 </file>
 
 <file path=customXml/item7.xml><?xml version="1.0" encoding="utf-8"?>
@@ -19610,7 +19196,7 @@
 </file>
 
 <file path=customXml/itemProps1.xml><?xml version="1.0" encoding="utf-8"?>
-<ds:datastoreItem xmlns:ds="http://schemas.openxmlformats.org/officeDocument/2006/customXml" ds:itemID="{F1B6C3FD-E870-4BCD-B640-DE6B29683EB4}">
+<ds:datastoreItem xmlns:ds="http://schemas.openxmlformats.org/officeDocument/2006/customXml" ds:itemID="{4FBB4218-CE7C-4109-B213-16169E98F175}">
   <ds:schemaRefs/>
 </ds:datastoreItem>
 </file>
@@ -19622,13 +19208,13 @@
 </file>
 
 <file path=customXml/itemProps3.xml><?xml version="1.0" encoding="utf-8"?>
-<ds:datastoreItem xmlns:ds="http://schemas.openxmlformats.org/officeDocument/2006/customXml" ds:itemID="{4FBB4218-CE7C-4109-B213-16169E98F175}">
+<ds:datastoreItem xmlns:ds="http://schemas.openxmlformats.org/officeDocument/2006/customXml" ds:itemID="{F1B6C3FD-E870-4BCD-B640-DE6B29683EB4}">
   <ds:schemaRefs/>
 </ds:datastoreItem>
 </file>
 
 <file path=customXml/itemProps4.xml><?xml version="1.0" encoding="utf-8"?>
-<ds:datastoreItem xmlns:ds="http://schemas.openxmlformats.org/officeDocument/2006/customXml" ds:itemID="{E332836F-9A56-4EFB-A696-05AE600C332E}">
+<ds:datastoreItem xmlns:ds="http://schemas.openxmlformats.org/officeDocument/2006/customXml" ds:itemID="{70447F11-A2D8-4385-AF4D-DFB6FCDF8447}">
   <ds:schemaRefs/>
 </ds:datastoreItem>
 </file>
@@ -19640,13 +19226,13 @@
 </file>
 
 <file path=customXml/itemProps6.xml><?xml version="1.0" encoding="utf-8"?>
-<ds:datastoreItem xmlns:ds="http://schemas.openxmlformats.org/officeDocument/2006/customXml" ds:itemID="{70447F11-A2D8-4385-AF4D-DFB6FCDF8447}">
+<ds:datastoreItem xmlns:ds="http://schemas.openxmlformats.org/officeDocument/2006/customXml" ds:itemID="{E332836F-9A56-4EFB-A696-05AE600C332E}">
   <ds:schemaRefs/>
 </ds:datastoreItem>
 </file>
 
 <file path=customXml/itemProps7.xml><?xml version="1.0" encoding="utf-8"?>
-<ds:datastoreItem xmlns:ds="http://schemas.openxmlformats.org/officeDocument/2006/customXml" ds:itemID="{D33130F0-2D42-40F6-88E7-5430ED2AD2C5}">
+<ds:datastoreItem xmlns:ds="http://schemas.openxmlformats.org/officeDocument/2006/customXml" ds:itemID="{34B98FFD-3007-41D2-99B2-1748D7CCA679}">
   <ds:schemaRefs>
     <ds:schemaRef ds:uri="http://schemas.openxmlformats.org/officeDocument/2006/bibliography"/>
   </ds:schemaRefs>
